--- a/docs/contract_v2.docx
+++ b/docs/contract_v2.docx
@@ -13,37 +13,37 @@
           <w:rFonts w:ascii="Arial" w:hAnsi="Arial" w:cs="Arial"/>
           <w:b/>
           <w:bCs/>
-          <w:sz w:val="26"/>
-          <w:szCs w:val="26"/>
+          <w:sz w:val="28"/>
+          <w:szCs w:val="28"/>
         </w:rPr>
         <w:t xml:space="preserve">ДОГОВОР ОКАЗАНИЯ УСЛУГ ПРОКАТА СПОРТИВНОГО ИНВЕНТАРЯ</w:t>
       </w:r>
     </w:p>
     <w:p>
       <w:pPr>
-        <w:spacing w:before="0" w:after="40" w:line="240" w:lineRule="auto"/>
-      </w:pPr>
-      <w:r>
-        <w:rPr>
-          <w:rFonts w:ascii="Times New Roman" w:hAnsi="Times New Roman" w:cs="Times New Roman"/>
-          <w:sz w:val="20"/>
-          <w:szCs w:val="20"/>
+        <w:spacing w:before="0" w:after="60" w:line="240" w:lineRule="auto"/>
+      </w:pPr>
+      <w:r>
+        <w:rPr>
+          <w:rFonts w:ascii="Times New Roman" w:hAnsi="Times New Roman" w:cs="Times New Roman"/>
+          <w:sz w:val="22"/>
+          <w:szCs w:val="22"/>
         </w:rPr>
         <w:t xml:space="preserve">г. Рязань</w:t>
       </w:r>
       <w:r>
         <w:rPr>
           <w:rFonts w:ascii="Times New Roman" w:hAnsi="Times New Roman" w:cs="Times New Roman"/>
-          <w:sz w:val="20"/>
-          <w:szCs w:val="20"/>
+          <w:sz w:val="22"/>
+          <w:szCs w:val="22"/>
         </w:rPr>
         <w:t xml:space="preserve">										</w:t>
       </w:r>
       <w:r>
         <w:rPr>
           <w:rFonts w:ascii="Times New Roman" w:hAnsi="Times New Roman" w:cs="Times New Roman"/>
-          <w:sz w:val="20"/>
-          <w:szCs w:val="20"/>
+          <w:sz w:val="22"/>
+          <w:szCs w:val="22"/>
         </w:rPr>
         <w:t xml:space="preserve">«</w:t>
       </w:r>
@@ -51,16 +51,16 @@
         <w:rPr>
           <w:rFonts w:ascii="Times New Roman" w:hAnsi="Times New Roman" w:cs="Times New Roman"/>
           <w:u w:val="single"/>
-          <w:sz w:val="20"/>
-          <w:szCs w:val="20"/>
+          <w:sz w:val="22"/>
+          <w:szCs w:val="22"/>
         </w:rPr>
         <w:t xml:space="preserve">   </w:t>
       </w:r>
       <w:r>
         <w:rPr>
           <w:rFonts w:ascii="Times New Roman" w:hAnsi="Times New Roman" w:cs="Times New Roman"/>
-          <w:sz w:val="20"/>
-          <w:szCs w:val="20"/>
+          <w:sz w:val="22"/>
+          <w:szCs w:val="22"/>
         </w:rPr>
         <w:t xml:space="preserve">» </w:t>
       </w:r>
@@ -68,16 +68,16 @@
         <w:rPr>
           <w:rFonts w:ascii="Times New Roman" w:hAnsi="Times New Roman" w:cs="Times New Roman"/>
           <w:u w:val="single"/>
-          <w:sz w:val="20"/>
-          <w:szCs w:val="20"/>
+          <w:sz w:val="22"/>
+          <w:szCs w:val="22"/>
         </w:rPr>
         <w:t xml:space="preserve">              </w:t>
       </w:r>
       <w:r>
         <w:rPr>
           <w:rFonts w:ascii="Times New Roman" w:hAnsi="Times New Roman" w:cs="Times New Roman"/>
-          <w:sz w:val="20"/>
-          <w:szCs w:val="20"/>
+          <w:sz w:val="22"/>
+          <w:szCs w:val="22"/>
         </w:rPr>
         <w:t xml:space="preserve"> 20</w:t>
       </w:r>
@@ -85,39 +85,39 @@
         <w:rPr>
           <w:rFonts w:ascii="Times New Roman" w:hAnsi="Times New Roman" w:cs="Times New Roman"/>
           <w:u w:val="single"/>
-          <w:sz w:val="20"/>
-          <w:szCs w:val="20"/>
+          <w:sz w:val="22"/>
+          <w:szCs w:val="22"/>
         </w:rPr>
         <w:t xml:space="preserve">  </w:t>
       </w:r>
       <w:r>
         <w:rPr>
           <w:rFonts w:ascii="Times New Roman" w:hAnsi="Times New Roman" w:cs="Times New Roman"/>
-          <w:sz w:val="20"/>
-          <w:szCs w:val="20"/>
+          <w:sz w:val="22"/>
+          <w:szCs w:val="22"/>
         </w:rPr>
         <w:t xml:space="preserve"> г.</w:t>
       </w:r>
     </w:p>
     <w:p>
       <w:pPr>
-        <w:spacing w:before="0" w:after="40" w:line="240" w:lineRule="auto"/>
-      </w:pPr>
-      <w:r>
-        <w:rPr>
-          <w:rFonts w:ascii="Times New Roman" w:hAnsi="Times New Roman" w:cs="Times New Roman"/>
-          <w:b/>
-          <w:bCs/>
-          <w:sz w:val="20"/>
-          <w:szCs w:val="20"/>
+        <w:spacing w:before="0" w:after="60" w:line="240" w:lineRule="auto"/>
+      </w:pPr>
+      <w:r>
+        <w:rPr>
+          <w:rFonts w:ascii="Times New Roman" w:hAnsi="Times New Roman" w:cs="Times New Roman"/>
+          <w:b/>
+          <w:bCs/>
+          <w:sz w:val="22"/>
+          <w:szCs w:val="22"/>
         </w:rPr>
         <w:t xml:space="preserve">Воробьев Павел Алексеевич</w:t>
       </w:r>
       <w:r>
         <w:rPr>
           <w:rFonts w:ascii="Times New Roman" w:hAnsi="Times New Roman" w:cs="Times New Roman"/>
-          <w:sz w:val="20"/>
-          <w:szCs w:val="20"/>
+          <w:sz w:val="22"/>
+          <w:szCs w:val="22"/>
         </w:rPr>
         <w:t xml:space="preserve">, паспорт </w:t>
       </w:r>
@@ -126,16 +126,16 @@
           <w:rFonts w:ascii="Times New Roman" w:hAnsi="Times New Roman" w:cs="Times New Roman"/>
           <w:b/>
           <w:bCs/>
-          <w:sz w:val="20"/>
-          <w:szCs w:val="20"/>
+          <w:sz w:val="22"/>
+          <w:szCs w:val="22"/>
         </w:rPr>
         <w:t xml:space="preserve">61 24 № 381913</w:t>
       </w:r>
       <w:r>
         <w:rPr>
           <w:rFonts w:ascii="Times New Roman" w:hAnsi="Times New Roman" w:cs="Times New Roman"/>
-          <w:sz w:val="20"/>
-          <w:szCs w:val="20"/>
+          <w:sz w:val="22"/>
+          <w:szCs w:val="22"/>
         </w:rPr>
         <w:t xml:space="preserve">, выдан УМВД России по Рязанской области, зарегистрирован по адресу: г. Рязань, пос. Солотча, ул. Гайдара, д. 3, кв. 8, тел. </w:t>
       </w:r>
@@ -144,16 +144,16 @@
           <w:rFonts w:ascii="Times New Roman" w:hAnsi="Times New Roman" w:cs="Times New Roman"/>
           <w:b/>
           <w:bCs/>
-          <w:sz w:val="20"/>
-          <w:szCs w:val="20"/>
+          <w:sz w:val="22"/>
+          <w:szCs w:val="22"/>
         </w:rPr>
         <w:t xml:space="preserve">8 915 605 38 03</w:t>
       </w:r>
       <w:r>
         <w:rPr>
           <w:rFonts w:ascii="Times New Roman" w:hAnsi="Times New Roman" w:cs="Times New Roman"/>
-          <w:sz w:val="20"/>
-          <w:szCs w:val="20"/>
+          <w:sz w:val="22"/>
+          <w:szCs w:val="22"/>
         </w:rPr>
         <w:t xml:space="preserve">, именуемый в дальнейшем </w:t>
       </w:r>
@@ -162,16 +162,16 @@
           <w:rFonts w:ascii="Times New Roman" w:hAnsi="Times New Roman" w:cs="Times New Roman"/>
           <w:b/>
           <w:bCs/>
-          <w:sz w:val="20"/>
-          <w:szCs w:val="20"/>
+          <w:sz w:val="22"/>
+          <w:szCs w:val="22"/>
         </w:rPr>
         <w:t xml:space="preserve">«Арендодатель»</w:t>
       </w:r>
       <w:r>
         <w:rPr>
           <w:rFonts w:ascii="Times New Roman" w:hAnsi="Times New Roman" w:cs="Times New Roman"/>
-          <w:sz w:val="20"/>
-          <w:szCs w:val="20"/>
+          <w:sz w:val="22"/>
+          <w:szCs w:val="22"/>
         </w:rPr>
         <w:t xml:space="preserve">, с одной стороны,</w:t>
       </w:r>
@@ -183,8 +183,8 @@
       <w:r>
         <w:rPr>
           <w:rFonts w:ascii="Times New Roman" w:hAnsi="Times New Roman" w:cs="Times New Roman"/>
-          <w:sz w:val="20"/>
-          <w:szCs w:val="20"/>
+          <w:sz w:val="22"/>
+          <w:szCs w:val="22"/>
         </w:rPr>
         <w:t xml:space="preserve">и Гражданин(ка), указанный(ая) ниже, именуемый(ая) в дальнейшем </w:t>
       </w:r>
@@ -193,16 +193,16 @@
           <w:rFonts w:ascii="Times New Roman" w:hAnsi="Times New Roman" w:cs="Times New Roman"/>
           <w:b/>
           <w:bCs/>
-          <w:sz w:val="20"/>
-          <w:szCs w:val="20"/>
+          <w:sz w:val="22"/>
+          <w:szCs w:val="22"/>
         </w:rPr>
         <w:t xml:space="preserve">«Арендатор»</w:t>
       </w:r>
       <w:r>
         <w:rPr>
           <w:rFonts w:ascii="Times New Roman" w:hAnsi="Times New Roman" w:cs="Times New Roman"/>
-          <w:sz w:val="20"/>
-          <w:szCs w:val="20"/>
+          <w:sz w:val="22"/>
+          <w:szCs w:val="22"/>
         </w:rPr>
         <w:t xml:space="preserve">, с другой стороны, заключили настоящий Договор:</w:t>
       </w:r>
@@ -241,8 +241,8 @@
             <w:r>
               <w:rPr>
                 <w:rFonts w:ascii="Times New Roman" w:hAnsi="Times New Roman" w:cs="Times New Roman"/>
-                <w:sz w:val="20"/>
-                <w:szCs w:val="20"/>
+                <w:sz w:val="22"/>
+                <w:szCs w:val="22"/>
               </w:rPr>
               <w:t xml:space="preserve">ФИО:</w:t>
             </w:r>
@@ -267,8 +267,8 @@
               <w:rPr>
                 <w:rFonts w:ascii="Times New Roman" w:hAnsi="Times New Roman" w:cs="Times New Roman"/>
                 <w:u w:val="single"/>
-                <w:sz w:val="20"/>
-                <w:szCs w:val="20"/>
+                <w:sz w:val="22"/>
+                <w:szCs w:val="22"/>
               </w:rPr>
               <w:t xml:space="preserve">                                                                                </w:t>
             </w:r>
@@ -294,8 +294,8 @@
             <w:r>
               <w:rPr>
                 <w:rFonts w:ascii="Times New Roman" w:hAnsi="Times New Roman" w:cs="Times New Roman"/>
-                <w:sz w:val="20"/>
-                <w:szCs w:val="20"/>
+                <w:sz w:val="22"/>
+                <w:szCs w:val="22"/>
               </w:rPr>
               <w:t xml:space="preserve">Зарегистрирован(а) по адресу:</w:t>
             </w:r>
@@ -320,8 +320,8 @@
               <w:rPr>
                 <w:rFonts w:ascii="Times New Roman" w:hAnsi="Times New Roman" w:cs="Times New Roman"/>
                 <w:u w:val="single"/>
-                <w:sz w:val="20"/>
-                <w:szCs w:val="20"/>
+                <w:sz w:val="22"/>
+                <w:szCs w:val="22"/>
               </w:rPr>
               <w:t xml:space="preserve">                                                                                </w:t>
             </w:r>
@@ -347,8 +347,8 @@
             <w:r>
               <w:rPr>
                 <w:rFonts w:ascii="Times New Roman" w:hAnsi="Times New Roman" w:cs="Times New Roman"/>
-                <w:sz w:val="20"/>
-                <w:szCs w:val="20"/>
+                <w:sz w:val="22"/>
+                <w:szCs w:val="22"/>
               </w:rPr>
               <w:t xml:space="preserve">Паспорт серия и номер:</w:t>
             </w:r>
@@ -373,8 +373,8 @@
               <w:rPr>
                 <w:rFonts w:ascii="Times New Roman" w:hAnsi="Times New Roman" w:cs="Times New Roman"/>
                 <w:u w:val="single"/>
-                <w:sz w:val="20"/>
-                <w:szCs w:val="20"/>
+                <w:sz w:val="22"/>
+                <w:szCs w:val="22"/>
               </w:rPr>
               <w:t xml:space="preserve">                                                                                </w:t>
             </w:r>
@@ -400,8 +400,8 @@
             <w:r>
               <w:rPr>
                 <w:rFonts w:ascii="Times New Roman" w:hAnsi="Times New Roman" w:cs="Times New Roman"/>
-                <w:sz w:val="20"/>
-                <w:szCs w:val="20"/>
+                <w:sz w:val="22"/>
+                <w:szCs w:val="22"/>
               </w:rPr>
               <w:t xml:space="preserve">Кем и когда выдан:</w:t>
             </w:r>
@@ -426,8 +426,8 @@
               <w:rPr>
                 <w:rFonts w:ascii="Times New Roman" w:hAnsi="Times New Roman" w:cs="Times New Roman"/>
                 <w:u w:val="single"/>
-                <w:sz w:val="20"/>
-                <w:szCs w:val="20"/>
+                <w:sz w:val="22"/>
+                <w:szCs w:val="22"/>
               </w:rPr>
               <w:t xml:space="preserve">                                                                                </w:t>
             </w:r>
@@ -453,8 +453,8 @@
             <w:r>
               <w:rPr>
                 <w:rFonts w:ascii="Times New Roman" w:hAnsi="Times New Roman" w:cs="Times New Roman"/>
-                <w:sz w:val="20"/>
-                <w:szCs w:val="20"/>
+                <w:sz w:val="22"/>
+                <w:szCs w:val="22"/>
               </w:rPr>
               <w:t xml:space="preserve">Телефон:</w:t>
             </w:r>
@@ -479,8 +479,8 @@
               <w:rPr>
                 <w:rFonts w:ascii="Times New Roman" w:hAnsi="Times New Roman" w:cs="Times New Roman"/>
                 <w:u w:val="single"/>
-                <w:sz w:val="20"/>
-                <w:szCs w:val="20"/>
+                <w:sz w:val="22"/>
+                <w:szCs w:val="22"/>
               </w:rPr>
               <w:t xml:space="preserve">                                                                                </w:t>
             </w:r>
@@ -490,7 +490,7 @@
     </w:tbl>
     <w:p>
       <w:pPr>
-        <w:spacing w:before="0" w:after="40" w:line="240" w:lineRule="auto"/>
+        <w:spacing w:before="0" w:after="60" w:line="240" w:lineRule="auto"/>
       </w:pPr>
       <w:r>
         <w:rPr>
@@ -498,8 +498,8 @@
           <w:i/>
           <w:iCs/>
           <w:color w:val="595959"/>
-          <w:sz w:val="18"/>
-          <w:szCs w:val="18"/>
+          <w:sz w:val="20"/>
+          <w:szCs w:val="20"/>
         </w:rPr>
         <w:t xml:space="preserve">Личность Арендатора удостоверяется паспортом при заключении Договора. Подлинник паспорта в залог не изымается.</w:t>
       </w:r>
@@ -508,38 +508,38 @@
       <w:pPr>
         <w:keepNext/>
         <w:keepLines/>
-        <w:spacing w:before="80" w:after="80" w:line="240" w:lineRule="auto"/>
+        <w:spacing w:before="80" w:after="100" w:line="240" w:lineRule="auto"/>
       </w:pPr>
       <w:r>
         <w:rPr>
           <w:rFonts w:ascii="Arial" w:hAnsi="Arial" w:cs="Arial"/>
           <w:b/>
           <w:bCs/>
-          <w:sz w:val="22"/>
-          <w:szCs w:val="22"/>
+          <w:sz w:val="24"/>
+          <w:szCs w:val="24"/>
         </w:rPr>
         <w:t xml:space="preserve">1. ПРЕДМЕТ ДОГОВОРА И КОМПЛЕКТАЦИЯ</w:t>
       </w:r>
     </w:p>
     <w:p>
       <w:pPr>
-        <w:spacing w:before="0" w:after="40" w:line="240" w:lineRule="auto"/>
-      </w:pPr>
-      <w:r>
-        <w:rPr>
-          <w:rFonts w:ascii="Times New Roman" w:hAnsi="Times New Roman" w:cs="Times New Roman"/>
-          <w:b/>
-          <w:bCs/>
-          <w:sz w:val="20"/>
-          <w:szCs w:val="20"/>
+        <w:spacing w:before="0" w:after="60" w:line="240" w:lineRule="auto"/>
+      </w:pPr>
+      <w:r>
+        <w:rPr>
+          <w:rFonts w:ascii="Times New Roman" w:hAnsi="Times New Roman" w:cs="Times New Roman"/>
+          <w:b/>
+          <w:bCs/>
+          <w:sz w:val="22"/>
+          <w:szCs w:val="22"/>
         </w:rPr>
         <w:t xml:space="preserve">1.1.</w:t>
       </w:r>
       <w:r>
         <w:rPr>
           <w:rFonts w:ascii="Times New Roman" w:hAnsi="Times New Roman" w:cs="Times New Roman"/>
-          <w:sz w:val="20"/>
-          <w:szCs w:val="20"/>
+          <w:sz w:val="22"/>
+          <w:szCs w:val="22"/>
         </w:rPr>
         <w:t xml:space="preserve"> Арендодатель передаёт Арендатору во временное пользование комплект(ы) оборудования (далее — </w:t>
       </w:r>
@@ -548,16 +548,16 @@
           <w:rFonts w:ascii="Times New Roman" w:hAnsi="Times New Roman" w:cs="Times New Roman"/>
           <w:b/>
           <w:bCs/>
-          <w:sz w:val="20"/>
-          <w:szCs w:val="20"/>
+          <w:sz w:val="22"/>
+          <w:szCs w:val="22"/>
         </w:rPr>
         <w:t xml:space="preserve">«Оборудование»</w:t>
       </w:r>
       <w:r>
         <w:rPr>
           <w:rFonts w:ascii="Times New Roman" w:hAnsi="Times New Roman" w:cs="Times New Roman"/>
-          <w:sz w:val="20"/>
-          <w:szCs w:val="20"/>
+          <w:sz w:val="22"/>
+          <w:szCs w:val="22"/>
         </w:rPr>
         <w:t xml:space="preserve">). В состав одного </w:t>
       </w:r>
@@ -566,39 +566,39 @@
           <w:rFonts w:ascii="Times New Roman" w:hAnsi="Times New Roman" w:cs="Times New Roman"/>
           <w:b/>
           <w:bCs/>
-          <w:sz w:val="20"/>
-          <w:szCs w:val="20"/>
+          <w:sz w:val="22"/>
+          <w:szCs w:val="22"/>
         </w:rPr>
         <w:t xml:space="preserve">базового комплекта</w:t>
       </w:r>
       <w:r>
         <w:rPr>
           <w:rFonts w:ascii="Times New Roman" w:hAnsi="Times New Roman" w:cs="Times New Roman"/>
-          <w:sz w:val="20"/>
-          <w:szCs w:val="20"/>
+          <w:sz w:val="22"/>
+          <w:szCs w:val="22"/>
         </w:rPr>
         <w:t xml:space="preserve"> (входит в стоимость аренды) входит: а) SUP-board надувной Funwater; б) плавник пластиковый; в) насос ручной механический с манометром, клапаном и шлангом; г) весло сборное трёхсекционное; д) рюкзак для транспортировки.</w:t>
       </w:r>
     </w:p>
     <w:p>
       <w:pPr>
-        <w:spacing w:before="0" w:after="40" w:line="240" w:lineRule="auto"/>
-      </w:pPr>
-      <w:r>
-        <w:rPr>
-          <w:rFonts w:ascii="Times New Roman" w:hAnsi="Times New Roman" w:cs="Times New Roman"/>
-          <w:b/>
-          <w:bCs/>
-          <w:sz w:val="20"/>
-          <w:szCs w:val="20"/>
+        <w:spacing w:before="0" w:after="60" w:line="240" w:lineRule="auto"/>
+      </w:pPr>
+      <w:r>
+        <w:rPr>
+          <w:rFonts w:ascii="Times New Roman" w:hAnsi="Times New Roman" w:cs="Times New Roman"/>
+          <w:b/>
+          <w:bCs/>
+          <w:sz w:val="22"/>
+          <w:szCs w:val="22"/>
         </w:rPr>
         <w:t xml:space="preserve">1.2.</w:t>
       </w:r>
       <w:r>
         <w:rPr>
           <w:rFonts w:ascii="Times New Roman" w:hAnsi="Times New Roman" w:cs="Times New Roman"/>
-          <w:sz w:val="20"/>
-          <w:szCs w:val="20"/>
+          <w:sz w:val="22"/>
+          <w:szCs w:val="22"/>
         </w:rPr>
         <w:t xml:space="preserve"> Количество передаваемых базовых комплектов: </w:t>
       </w:r>
@@ -608,16 +608,16 @@
           <w:b/>
           <w:bCs/>
           <w:u w:val="single"/>
-          <w:sz w:val="20"/>
-          <w:szCs w:val="20"/>
+          <w:sz w:val="22"/>
+          <w:szCs w:val="22"/>
         </w:rPr>
         <w:t xml:space="preserve">      </w:t>
       </w:r>
       <w:r>
         <w:rPr>
           <w:rFonts w:ascii="Times New Roman" w:hAnsi="Times New Roman" w:cs="Times New Roman"/>
-          <w:sz w:val="20"/>
-          <w:szCs w:val="20"/>
+          <w:sz w:val="22"/>
+          <w:szCs w:val="22"/>
         </w:rPr>
         <w:t xml:space="preserve"> шт.</w:t>
       </w:r>
@@ -631,16 +631,16 @@
           <w:rFonts w:ascii="Times New Roman" w:hAnsi="Times New Roman" w:cs="Times New Roman"/>
           <w:b/>
           <w:bCs/>
-          <w:sz w:val="20"/>
-          <w:szCs w:val="20"/>
+          <w:sz w:val="22"/>
+          <w:szCs w:val="22"/>
         </w:rPr>
         <w:t xml:space="preserve">1.3.</w:t>
       </w:r>
       <w:r>
         <w:rPr>
           <w:rFonts w:ascii="Times New Roman" w:hAnsi="Times New Roman" w:cs="Times New Roman"/>
-          <w:sz w:val="20"/>
-          <w:szCs w:val="20"/>
+          <w:sz w:val="22"/>
+          <w:szCs w:val="22"/>
         </w:rPr>
         <w:t xml:space="preserve"> Дополнительные опции (по желанию Арендатора, отметить ☑):</w:t>
       </w:r>
@@ -681,8 +681,8 @@
             <w:r>
               <w:rPr>
                 <w:rFonts w:ascii="Times New Roman" w:hAnsi="Times New Roman" w:cs="Times New Roman"/>
-                <w:sz w:val="20"/>
-                <w:szCs w:val="20"/>
+                <w:sz w:val="22"/>
+                <w:szCs w:val="22"/>
               </w:rPr>
               <w:t xml:space="preserve">☐</w:t>
             </w:r>
@@ -706,8 +706,8 @@
             <w:r>
               <w:rPr>
                 <w:rFonts w:ascii="Times New Roman" w:hAnsi="Times New Roman" w:cs="Times New Roman"/>
-                <w:sz w:val="20"/>
-                <w:szCs w:val="20"/>
+                <w:sz w:val="22"/>
+                <w:szCs w:val="22"/>
               </w:rPr>
               <w:t xml:space="preserve">Насос электрический</w:t>
             </w:r>
@@ -732,16 +732,16 @@
               <w:rPr>
                 <w:rFonts w:ascii="Times New Roman" w:hAnsi="Times New Roman" w:cs="Times New Roman"/>
                 <w:u w:val="single"/>
-                <w:sz w:val="20"/>
-                <w:szCs w:val="20"/>
+                <w:sz w:val="22"/>
+                <w:szCs w:val="22"/>
               </w:rPr>
               <w:t xml:space="preserve">        </w:t>
             </w:r>
             <w:r>
               <w:rPr>
                 <w:rFonts w:ascii="Times New Roman" w:hAnsi="Times New Roman" w:cs="Times New Roman"/>
-                <w:sz w:val="20"/>
-                <w:szCs w:val="20"/>
+                <w:sz w:val="22"/>
+                <w:szCs w:val="22"/>
               </w:rPr>
               <w:t xml:space="preserve"> шт.</w:t>
             </w:r>
@@ -767,8 +767,8 @@
                 <w:rFonts w:ascii="Times New Roman" w:hAnsi="Times New Roman" w:cs="Times New Roman"/>
                 <w:b/>
                 <w:bCs/>
-                <w:sz w:val="20"/>
-                <w:szCs w:val="20"/>
+                <w:sz w:val="22"/>
+                <w:szCs w:val="22"/>
               </w:rPr>
               <w:t xml:space="preserve">+ 400 ₽ за весь срок аренды</w:t>
             </w:r>
@@ -794,8 +794,8 @@
             <w:r>
               <w:rPr>
                 <w:rFonts w:ascii="Times New Roman" w:hAnsi="Times New Roman" w:cs="Times New Roman"/>
-                <w:sz w:val="20"/>
-                <w:szCs w:val="20"/>
+                <w:sz w:val="22"/>
+                <w:szCs w:val="22"/>
               </w:rPr>
               <w:t xml:space="preserve">☐</w:t>
             </w:r>
@@ -819,8 +819,8 @@
             <w:r>
               <w:rPr>
                 <w:rFonts w:ascii="Times New Roman" w:hAnsi="Times New Roman" w:cs="Times New Roman"/>
-                <w:sz w:val="20"/>
-                <w:szCs w:val="20"/>
+                <w:sz w:val="22"/>
+                <w:szCs w:val="22"/>
               </w:rPr>
               <w:t xml:space="preserve">Спасательный жилет</w:t>
             </w:r>
@@ -845,16 +845,16 @@
               <w:rPr>
                 <w:rFonts w:ascii="Times New Roman" w:hAnsi="Times New Roman" w:cs="Times New Roman"/>
                 <w:u w:val="single"/>
-                <w:sz w:val="20"/>
-                <w:szCs w:val="20"/>
+                <w:sz w:val="22"/>
+                <w:szCs w:val="22"/>
               </w:rPr>
               <w:t xml:space="preserve">        </w:t>
             </w:r>
             <w:r>
               <w:rPr>
                 <w:rFonts w:ascii="Times New Roman" w:hAnsi="Times New Roman" w:cs="Times New Roman"/>
-                <w:sz w:val="20"/>
-                <w:szCs w:val="20"/>
+                <w:sz w:val="22"/>
+                <w:szCs w:val="22"/>
               </w:rPr>
               <w:t xml:space="preserve"> шт.</w:t>
             </w:r>
@@ -880,8 +880,8 @@
                 <w:rFonts w:ascii="Times New Roman" w:hAnsi="Times New Roman" w:cs="Times New Roman"/>
                 <w:b/>
                 <w:bCs/>
-                <w:sz w:val="20"/>
-                <w:szCs w:val="20"/>
+                <w:sz w:val="22"/>
+                <w:szCs w:val="22"/>
               </w:rPr>
               <w:t xml:space="preserve">бесплатно</w:t>
             </w:r>
@@ -907,8 +907,8 @@
             <w:r>
               <w:rPr>
                 <w:rFonts w:ascii="Times New Roman" w:hAnsi="Times New Roman" w:cs="Times New Roman"/>
-                <w:sz w:val="20"/>
-                <w:szCs w:val="20"/>
+                <w:sz w:val="22"/>
+                <w:szCs w:val="22"/>
               </w:rPr>
               <w:t xml:space="preserve">☐</w:t>
             </w:r>
@@ -932,8 +932,8 @@
             <w:r>
               <w:rPr>
                 <w:rFonts w:ascii="Times New Roman" w:hAnsi="Times New Roman" w:cs="Times New Roman"/>
-                <w:sz w:val="20"/>
-                <w:szCs w:val="20"/>
+                <w:sz w:val="22"/>
+                <w:szCs w:val="22"/>
               </w:rPr>
               <w:t xml:space="preserve">Доставка Оборудования</w:t>
             </w:r>
@@ -957,8 +957,8 @@
             <w:r>
               <w:rPr>
                 <w:rFonts w:ascii="Times New Roman" w:hAnsi="Times New Roman" w:cs="Times New Roman"/>
-                <w:sz w:val="20"/>
-                <w:szCs w:val="20"/>
+                <w:sz w:val="22"/>
+                <w:szCs w:val="22"/>
               </w:rPr>
               <w:t/>
             </w:r>
@@ -982,8 +982,8 @@
             <w:r>
               <w:rPr>
                 <w:rFonts w:ascii="Times New Roman" w:hAnsi="Times New Roman" w:cs="Times New Roman"/>
-                <w:sz w:val="20"/>
-                <w:szCs w:val="20"/>
+                <w:sz w:val="22"/>
+                <w:szCs w:val="22"/>
               </w:rPr>
               <w:t xml:space="preserve">+ </w:t>
             </w:r>
@@ -991,16 +991,16 @@
               <w:rPr>
                 <w:rFonts w:ascii="Times New Roman" w:hAnsi="Times New Roman" w:cs="Times New Roman"/>
                 <w:u w:val="single"/>
-                <w:sz w:val="20"/>
-                <w:szCs w:val="20"/>
+                <w:sz w:val="22"/>
+                <w:szCs w:val="22"/>
               </w:rPr>
               <w:t xml:space="preserve">          </w:t>
             </w:r>
             <w:r>
               <w:rPr>
                 <w:rFonts w:ascii="Times New Roman" w:hAnsi="Times New Roman" w:cs="Times New Roman"/>
-                <w:sz w:val="20"/>
-                <w:szCs w:val="20"/>
+                <w:sz w:val="22"/>
+                <w:szCs w:val="22"/>
               </w:rPr>
               <w:t xml:space="preserve"> ₽ (по согласованию)</w:t>
             </w:r>
@@ -1012,312 +1012,139 @@
       <w:pPr>
         <w:keepNext/>
         <w:keepLines/>
-        <w:spacing w:before="80" w:after="80" w:line="240" w:lineRule="auto"/>
+        <w:spacing w:before="80" w:after="100" w:line="240" w:lineRule="auto"/>
       </w:pPr>
       <w:r>
         <w:rPr>
           <w:rFonts w:ascii="Arial" w:hAnsi="Arial" w:cs="Arial"/>
           <w:b/>
           <w:bCs/>
-          <w:sz w:val="22"/>
-          <w:szCs w:val="22"/>
+          <w:sz w:val="24"/>
+          <w:szCs w:val="24"/>
         </w:rPr>
         <w:t xml:space="preserve">2. СРОК АРЕНДЫ И РАСЧЁТЫ</w:t>
       </w:r>
     </w:p>
     <w:p>
       <w:pPr>
-        <w:spacing w:before="0" w:after="20" w:line="240" w:lineRule="auto"/>
-      </w:pPr>
-      <w:r>
-        <w:rPr>
-          <w:rFonts w:ascii="Times New Roman" w:hAnsi="Times New Roman" w:cs="Times New Roman"/>
-          <w:b/>
-          <w:bCs/>
-          <w:sz w:val="20"/>
-          <w:szCs w:val="20"/>
+        <w:spacing w:before="0" w:after="60" w:line="240" w:lineRule="auto"/>
+      </w:pPr>
+      <w:r>
+        <w:rPr>
+          <w:rFonts w:ascii="Times New Roman" w:hAnsi="Times New Roman" w:cs="Times New Roman"/>
+          <w:b/>
+          <w:bCs/>
+          <w:sz w:val="22"/>
+          <w:szCs w:val="22"/>
         </w:rPr>
         <w:t xml:space="preserve">2.1.</w:t>
       </w:r>
       <w:r>
         <w:rPr>
           <w:rFonts w:ascii="Times New Roman" w:hAnsi="Times New Roman" w:cs="Times New Roman"/>
-          <w:sz w:val="20"/>
-          <w:szCs w:val="20"/>
-        </w:rPr>
-        <w:t xml:space="preserve"> Срок аренды (отметить применимый вариант):</w:t>
-      </w:r>
-    </w:p>
-    <w:p>
-      <w:pPr>
-        <w:spacing w:before="0" w:after="40" w:line="240" w:lineRule="auto"/>
-        <w:ind w:left="300"/>
-      </w:pPr>
-      <w:r>
-        <w:rPr>
-          <w:rFonts w:ascii="Times New Roman" w:hAnsi="Times New Roman" w:cs="Times New Roman"/>
-          <w:sz w:val="20"/>
-          <w:szCs w:val="20"/>
-        </w:rPr>
-        <w:t xml:space="preserve">☐ </w:t>
-      </w:r>
-      <w:r>
-        <w:rPr>
-          <w:rFonts w:ascii="Times New Roman" w:hAnsi="Times New Roman" w:cs="Times New Roman"/>
-          <w:b/>
-          <w:bCs/>
-          <w:sz w:val="20"/>
-          <w:szCs w:val="20"/>
-        </w:rPr>
-        <w:t xml:space="preserve">Почасовая аренда: </w:t>
-      </w:r>
-      <w:r>
-        <w:rPr>
-          <w:rFonts w:ascii="Times New Roman" w:hAnsi="Times New Roman" w:cs="Times New Roman"/>
-          <w:sz w:val="20"/>
-          <w:szCs w:val="20"/>
-        </w:rPr>
-        <w:t xml:space="preserve">с </w:t>
-      </w:r>
-      <w:r>
-        <w:rPr>
-          <w:rFonts w:ascii="Times New Roman" w:hAnsi="Times New Roman" w:cs="Times New Roman"/>
+          <w:sz w:val="22"/>
+          <w:szCs w:val="22"/>
+        </w:rPr>
+        <w:t xml:space="preserve"> Срок аренды — </w:t>
+      </w:r>
+      <w:r>
+        <w:rPr>
+          <w:rFonts w:ascii="Times New Roman" w:hAnsi="Times New Roman" w:cs="Times New Roman"/>
+          <w:b/>
+          <w:bCs/>
           <w:u w:val="single"/>
-          <w:sz w:val="20"/>
-          <w:szCs w:val="20"/>
+          <w:sz w:val="22"/>
+          <w:szCs w:val="22"/>
         </w:rPr>
         <w:t xml:space="preserve">     </w:t>
       </w:r>
       <w:r>
         <w:rPr>
           <w:rFonts w:ascii="Times New Roman" w:hAnsi="Times New Roman" w:cs="Times New Roman"/>
-          <w:sz w:val="20"/>
-          <w:szCs w:val="20"/>
-        </w:rPr>
-        <w:t xml:space="preserve"> : </w:t>
-      </w:r>
-      <w:r>
-        <w:rPr>
-          <w:rFonts w:ascii="Times New Roman" w:hAnsi="Times New Roman" w:cs="Times New Roman"/>
+          <w:sz w:val="22"/>
+          <w:szCs w:val="22"/>
+        </w:rPr>
+        <w:t xml:space="preserve"> сутки/суток с момента подписания настоящего Договора. По соглашению Сторон Оборудование может быть возвращено ранее окончания срока.</w:t>
+      </w:r>
+    </w:p>
+    <w:p>
+      <w:pPr>
+        <w:spacing w:before="0" w:after="60" w:line="240" w:lineRule="auto"/>
+      </w:pPr>
+      <w:r>
+        <w:rPr>
+          <w:rFonts w:ascii="Times New Roman" w:hAnsi="Times New Roman" w:cs="Times New Roman"/>
+          <w:b/>
+          <w:bCs/>
+          <w:sz w:val="22"/>
+          <w:szCs w:val="22"/>
+        </w:rPr>
+        <w:t xml:space="preserve">2.2.</w:t>
+      </w:r>
+      <w:r>
+        <w:rPr>
+          <w:rFonts w:ascii="Times New Roman" w:hAnsi="Times New Roman" w:cs="Times New Roman"/>
+          <w:sz w:val="22"/>
+          <w:szCs w:val="22"/>
+        </w:rPr>
+        <w:t xml:space="preserve"> Арендная плата за весь срок пользования Оборудованием с учётом выбранных в п. 1.3 опций составляет </w:t>
+      </w:r>
+      <w:r>
+        <w:rPr>
+          <w:rFonts w:ascii="Times New Roman" w:hAnsi="Times New Roman" w:cs="Times New Roman"/>
+          <w:b/>
+          <w:bCs/>
           <w:u w:val="single"/>
-          <w:sz w:val="20"/>
-          <w:szCs w:val="20"/>
-        </w:rPr>
-        <w:t xml:space="preserve">     </w:t>
-      </w:r>
-      <w:r>
-        <w:rPr>
-          <w:rFonts w:ascii="Times New Roman" w:hAnsi="Times New Roman" w:cs="Times New Roman"/>
-          <w:sz w:val="20"/>
-          <w:szCs w:val="20"/>
-        </w:rPr>
-        <w:t xml:space="preserve"> до </w:t>
+          <w:sz w:val="22"/>
+          <w:szCs w:val="22"/>
+        </w:rPr>
+        <w:t xml:space="preserve">            </w:t>
+      </w:r>
+      <w:r>
+        <w:rPr>
+          <w:rFonts w:ascii="Times New Roman" w:hAnsi="Times New Roman" w:cs="Times New Roman"/>
+          <w:sz w:val="22"/>
+          <w:szCs w:val="22"/>
+        </w:rPr>
+        <w:t xml:space="preserve"> (</w:t>
       </w:r>
       <w:r>
         <w:rPr>
           <w:rFonts w:ascii="Times New Roman" w:hAnsi="Times New Roman" w:cs="Times New Roman"/>
           <w:u w:val="single"/>
-          <w:sz w:val="20"/>
-          <w:szCs w:val="20"/>
-        </w:rPr>
-        <w:t xml:space="preserve">     </w:t>
-      </w:r>
-      <w:r>
-        <w:rPr>
-          <w:rFonts w:ascii="Times New Roman" w:hAnsi="Times New Roman" w:cs="Times New Roman"/>
-          <w:sz w:val="20"/>
-          <w:szCs w:val="20"/>
-        </w:rPr>
-        <w:t xml:space="preserve"> : </w:t>
-      </w:r>
-      <w:r>
-        <w:rPr>
-          <w:rFonts w:ascii="Times New Roman" w:hAnsi="Times New Roman" w:cs="Times New Roman"/>
-          <w:u w:val="single"/>
-          <w:sz w:val="20"/>
-          <w:szCs w:val="20"/>
-        </w:rPr>
-        <w:t xml:space="preserve">     </w:t>
-      </w:r>
-      <w:r>
-        <w:rPr>
-          <w:rFonts w:ascii="Times New Roman" w:hAnsi="Times New Roman" w:cs="Times New Roman"/>
-          <w:sz w:val="20"/>
-          <w:szCs w:val="20"/>
-        </w:rPr>
-        <w:t xml:space="preserve">, итого </w:t>
-      </w:r>
-      <w:r>
-        <w:rPr>
-          <w:rFonts w:ascii="Times New Roman" w:hAnsi="Times New Roman" w:cs="Times New Roman"/>
-          <w:u w:val="single"/>
-          <w:sz w:val="20"/>
-          <w:szCs w:val="20"/>
-        </w:rPr>
-        <w:t xml:space="preserve">     </w:t>
-      </w:r>
-      <w:r>
-        <w:rPr>
-          <w:rFonts w:ascii="Times New Roman" w:hAnsi="Times New Roman" w:cs="Times New Roman"/>
-          <w:sz w:val="20"/>
-          <w:szCs w:val="20"/>
-        </w:rPr>
-        <w:t xml:space="preserve"> час(а/ов).</w:t>
-      </w:r>
-    </w:p>
-    <w:p>
-      <w:pPr>
-        <w:spacing w:before="0" w:after="40" w:line="240" w:lineRule="auto"/>
-        <w:ind w:left="300"/>
-      </w:pPr>
-      <w:r>
-        <w:rPr>
-          <w:rFonts w:ascii="Times New Roman" w:hAnsi="Times New Roman" w:cs="Times New Roman"/>
-          <w:sz w:val="20"/>
-          <w:szCs w:val="20"/>
-        </w:rPr>
-        <w:t xml:space="preserve">☐ </w:t>
-      </w:r>
-      <w:r>
-        <w:rPr>
-          <w:rFonts w:ascii="Times New Roman" w:hAnsi="Times New Roman" w:cs="Times New Roman"/>
-          <w:b/>
-          <w:bCs/>
-          <w:sz w:val="20"/>
-          <w:szCs w:val="20"/>
-        </w:rPr>
-        <w:t xml:space="preserve">Аренда на сутки: </w:t>
-      </w:r>
-      <w:r>
-        <w:rPr>
-          <w:rFonts w:ascii="Times New Roman" w:hAnsi="Times New Roman" w:cs="Times New Roman"/>
-          <w:u w:val="single"/>
-          <w:sz w:val="20"/>
-          <w:szCs w:val="20"/>
-        </w:rPr>
-        <w:t xml:space="preserve">     </w:t>
-      </w:r>
-      <w:r>
-        <w:rPr>
-          <w:rFonts w:ascii="Times New Roman" w:hAnsi="Times New Roman" w:cs="Times New Roman"/>
-          <w:sz w:val="20"/>
-          <w:szCs w:val="20"/>
-        </w:rPr>
-        <w:t xml:space="preserve"> сутки, возврат не позднее </w:t>
-      </w:r>
-      <w:r>
-        <w:rPr>
-          <w:rFonts w:ascii="Times New Roman" w:hAnsi="Times New Roman" w:cs="Times New Roman"/>
-          <w:u w:val="single"/>
-          <w:sz w:val="20"/>
-          <w:szCs w:val="20"/>
-        </w:rPr>
-        <w:t xml:space="preserve">     </w:t>
-      </w:r>
-      <w:r>
-        <w:rPr>
-          <w:rFonts w:ascii="Times New Roman" w:hAnsi="Times New Roman" w:cs="Times New Roman"/>
-          <w:sz w:val="20"/>
-          <w:szCs w:val="20"/>
-        </w:rPr>
-        <w:t xml:space="preserve"> : </w:t>
-      </w:r>
-      <w:r>
-        <w:rPr>
-          <w:rFonts w:ascii="Times New Roman" w:hAnsi="Times New Roman" w:cs="Times New Roman"/>
-          <w:u w:val="single"/>
-          <w:sz w:val="20"/>
-          <w:szCs w:val="20"/>
-        </w:rPr>
-        <w:t xml:space="preserve">     </w:t>
-      </w:r>
-      <w:r>
-        <w:rPr>
-          <w:rFonts w:ascii="Times New Roman" w:hAnsi="Times New Roman" w:cs="Times New Roman"/>
-          <w:sz w:val="20"/>
-          <w:szCs w:val="20"/>
-        </w:rPr>
-        <w:t xml:space="preserve"> последних суток аренды.</w:t>
-      </w:r>
-    </w:p>
-    <w:p>
-      <w:pPr>
-        <w:spacing w:before="0" w:after="40" w:line="240" w:lineRule="auto"/>
-      </w:pPr>
-      <w:r>
-        <w:rPr>
-          <w:rFonts w:ascii="Times New Roman" w:hAnsi="Times New Roman" w:cs="Times New Roman"/>
-          <w:b/>
-          <w:bCs/>
-          <w:sz w:val="20"/>
-          <w:szCs w:val="20"/>
-        </w:rPr>
-        <w:t xml:space="preserve">2.2.</w:t>
-      </w:r>
-      <w:r>
-        <w:rPr>
-          <w:rFonts w:ascii="Times New Roman" w:hAnsi="Times New Roman" w:cs="Times New Roman"/>
-          <w:sz w:val="20"/>
-          <w:szCs w:val="20"/>
-        </w:rPr>
-        <w:t xml:space="preserve"> Арендная плата за весь срок пользования Оборудованием с учётом выбранных в п. 1.3 опций составляет </w:t>
-      </w:r>
-      <w:r>
-        <w:rPr>
-          <w:rFonts w:ascii="Times New Roman" w:hAnsi="Times New Roman" w:cs="Times New Roman"/>
-          <w:b/>
-          <w:bCs/>
-          <w:u w:val="single"/>
-          <w:sz w:val="20"/>
-          <w:szCs w:val="20"/>
-        </w:rPr>
-        <w:t xml:space="preserve">            </w:t>
-      </w:r>
-      <w:r>
-        <w:rPr>
-          <w:rFonts w:ascii="Times New Roman" w:hAnsi="Times New Roman" w:cs="Times New Roman"/>
-          <w:sz w:val="20"/>
-          <w:szCs w:val="20"/>
-        </w:rPr>
-        <w:t xml:space="preserve"> (</w:t>
-      </w:r>
-      <w:r>
-        <w:rPr>
-          <w:rFonts w:ascii="Times New Roman" w:hAnsi="Times New Roman" w:cs="Times New Roman"/>
-          <w:u w:val="single"/>
-          <w:sz w:val="20"/>
-          <w:szCs w:val="20"/>
+          <w:sz w:val="22"/>
+          <w:szCs w:val="22"/>
         </w:rPr>
         <w:t xml:space="preserve">                            </w:t>
       </w:r>
       <w:r>
         <w:rPr>
           <w:rFonts w:ascii="Times New Roman" w:hAnsi="Times New Roman" w:cs="Times New Roman"/>
-          <w:sz w:val="20"/>
-          <w:szCs w:val="20"/>
+          <w:sz w:val="22"/>
+          <w:szCs w:val="22"/>
         </w:rPr>
         <w:t xml:space="preserve">) рублей.</w:t>
       </w:r>
     </w:p>
     <w:p>
       <w:pPr>
-        <w:spacing w:before="0" w:after="40" w:line="240" w:lineRule="auto"/>
-      </w:pPr>
-      <w:r>
-        <w:rPr>
-          <w:rFonts w:ascii="Times New Roman" w:hAnsi="Times New Roman" w:cs="Times New Roman"/>
-          <w:b/>
-          <w:bCs/>
-          <w:sz w:val="20"/>
-          <w:szCs w:val="20"/>
+        <w:spacing w:before="0" w:after="60" w:line="240" w:lineRule="auto"/>
+      </w:pPr>
+      <w:r>
+        <w:rPr>
+          <w:rFonts w:ascii="Times New Roman" w:hAnsi="Times New Roman" w:cs="Times New Roman"/>
+          <w:b/>
+          <w:bCs/>
+          <w:sz w:val="22"/>
+          <w:szCs w:val="22"/>
         </w:rPr>
         <w:t xml:space="preserve">2.3.</w:t>
       </w:r>
       <w:r>
         <w:rPr>
           <w:rFonts w:ascii="Times New Roman" w:hAnsi="Times New Roman" w:cs="Times New Roman"/>
-          <w:sz w:val="20"/>
-          <w:szCs w:val="20"/>
+          <w:sz w:val="22"/>
+          <w:szCs w:val="22"/>
         </w:rPr>
         <w:t xml:space="preserve"> Залог не взимается. Арендодатель сверяет данные паспорта Арендатора при передаче Оборудования.</w:t>
       </w:r>
@@ -1326,15 +1153,15 @@
       <w:pPr>
         <w:keepNext/>
         <w:keepLines/>
-        <w:spacing w:before="80" w:after="80" w:line="240" w:lineRule="auto"/>
+        <w:spacing w:before="80" w:after="100" w:line="240" w:lineRule="auto"/>
       </w:pPr>
       <w:r>
         <w:rPr>
           <w:rFonts w:ascii="Arial" w:hAnsi="Arial" w:cs="Arial"/>
           <w:b/>
           <w:bCs/>
-          <w:sz w:val="22"/>
-          <w:szCs w:val="22"/>
+          <w:sz w:val="24"/>
+          <w:szCs w:val="24"/>
         </w:rPr>
         <w:t xml:space="preserve">3. ОБЯЗАННОСТИ СТОРОН</w:t>
       </w:r>
@@ -1350,15 +1177,15 @@
           <w:rFonts w:ascii="Times New Roman" w:hAnsi="Times New Roman" w:cs="Times New Roman"/>
           <w:b/>
           <w:bCs/>
-          <w:sz w:val="20"/>
-          <w:szCs w:val="20"/>
+          <w:sz w:val="22"/>
+          <w:szCs w:val="22"/>
         </w:rPr>
         <w:t xml:space="preserve">3.1. Арендодатель обязан:</w:t>
       </w:r>
     </w:p>
     <w:p>
       <w:pPr>
-        <w:spacing w:before="0" w:after="40" w:line="240" w:lineRule="auto"/>
+        <w:spacing w:before="0" w:after="60" w:line="240" w:lineRule="auto"/>
         <w:ind w:left="300"/>
       </w:pPr>
       <w:r>
@@ -1366,23 +1193,23 @@
           <w:rFonts w:ascii="Times New Roman" w:hAnsi="Times New Roman" w:cs="Times New Roman"/>
           <w:b/>
           <w:bCs/>
-          <w:sz w:val="20"/>
-          <w:szCs w:val="20"/>
+          <w:sz w:val="22"/>
+          <w:szCs w:val="22"/>
         </w:rPr>
         <w:t xml:space="preserve">3.1.1.</w:t>
       </w:r>
       <w:r>
         <w:rPr>
           <w:rFonts w:ascii="Times New Roman" w:hAnsi="Times New Roman" w:cs="Times New Roman"/>
-          <w:sz w:val="20"/>
-          <w:szCs w:val="20"/>
+          <w:sz w:val="22"/>
+          <w:szCs w:val="22"/>
         </w:rPr>
         <w:t xml:space="preserve"> Передать Арендатору Оборудование в рабочем состоянии в срок, указанный в п. 2.1.</w:t>
       </w:r>
     </w:p>
     <w:p>
       <w:pPr>
-        <w:spacing w:before="0" w:after="40" w:line="240" w:lineRule="auto"/>
+        <w:spacing w:before="0" w:after="60" w:line="240" w:lineRule="auto"/>
         <w:ind w:left="300"/>
       </w:pPr>
       <w:r>
@@ -1390,23 +1217,23 @@
           <w:rFonts w:ascii="Times New Roman" w:hAnsi="Times New Roman" w:cs="Times New Roman"/>
           <w:b/>
           <w:bCs/>
-          <w:sz w:val="20"/>
-          <w:szCs w:val="20"/>
+          <w:sz w:val="22"/>
+          <w:szCs w:val="22"/>
         </w:rPr>
         <w:t xml:space="preserve">3.1.2.</w:t>
       </w:r>
       <w:r>
         <w:rPr>
           <w:rFonts w:ascii="Times New Roman" w:hAnsi="Times New Roman" w:cs="Times New Roman"/>
-          <w:sz w:val="20"/>
-          <w:szCs w:val="20"/>
+          <w:sz w:val="22"/>
+          <w:szCs w:val="22"/>
         </w:rPr>
         <w:t xml:space="preserve"> Оказывать консультативную помощь по использованию Оборудования.</w:t>
       </w:r>
     </w:p>
     <w:p>
       <w:pPr>
-        <w:spacing w:before="0" w:after="40" w:line="240" w:lineRule="auto"/>
+        <w:spacing w:before="0" w:after="60" w:line="240" w:lineRule="auto"/>
         <w:ind w:left="300"/>
       </w:pPr>
       <w:r>
@@ -1414,16 +1241,16 @@
           <w:rFonts w:ascii="Times New Roman" w:hAnsi="Times New Roman" w:cs="Times New Roman"/>
           <w:b/>
           <w:bCs/>
-          <w:sz w:val="20"/>
-          <w:szCs w:val="20"/>
+          <w:sz w:val="22"/>
+          <w:szCs w:val="22"/>
         </w:rPr>
         <w:t xml:space="preserve">3.1.3.</w:t>
       </w:r>
       <w:r>
         <w:rPr>
           <w:rFonts w:ascii="Times New Roman" w:hAnsi="Times New Roman" w:cs="Times New Roman"/>
-          <w:sz w:val="20"/>
-          <w:szCs w:val="20"/>
+          <w:sz w:val="22"/>
+          <w:szCs w:val="22"/>
         </w:rPr>
         <w:t xml:space="preserve"> Принять Оборудование по окончании срока аренды.</w:t>
       </w:r>
@@ -1439,15 +1266,15 @@
           <w:rFonts w:ascii="Times New Roman" w:hAnsi="Times New Roman" w:cs="Times New Roman"/>
           <w:b/>
           <w:bCs/>
-          <w:sz w:val="20"/>
-          <w:szCs w:val="20"/>
+          <w:sz w:val="22"/>
+          <w:szCs w:val="22"/>
         </w:rPr>
         <w:t xml:space="preserve">3.2. Арендатор обязан:</w:t>
       </w:r>
     </w:p>
     <w:p>
       <w:pPr>
-        <w:spacing w:before="0" w:after="40" w:line="240" w:lineRule="auto"/>
+        <w:spacing w:before="0" w:after="60" w:line="240" w:lineRule="auto"/>
         <w:ind w:left="300"/>
       </w:pPr>
       <w:r>
@@ -1455,23 +1282,23 @@
           <w:rFonts w:ascii="Times New Roman" w:hAnsi="Times New Roman" w:cs="Times New Roman"/>
           <w:b/>
           <w:bCs/>
-          <w:sz w:val="20"/>
-          <w:szCs w:val="20"/>
+          <w:sz w:val="22"/>
+          <w:szCs w:val="22"/>
         </w:rPr>
         <w:t xml:space="preserve">3.2.1.</w:t>
       </w:r>
       <w:r>
         <w:rPr>
           <w:rFonts w:ascii="Times New Roman" w:hAnsi="Times New Roman" w:cs="Times New Roman"/>
-          <w:sz w:val="20"/>
-          <w:szCs w:val="20"/>
+          <w:sz w:val="22"/>
+          <w:szCs w:val="22"/>
         </w:rPr>
         <w:t xml:space="preserve"> Использовать Оборудование в соответствии с его назначением. При нарушении назначения или условий Договора Арендодатель вправе потребовать расторжения Договора и возмещения убытков.</w:t>
       </w:r>
     </w:p>
     <w:p>
       <w:pPr>
-        <w:spacing w:before="0" w:after="40" w:line="240" w:lineRule="auto"/>
+        <w:spacing w:before="0" w:after="60" w:line="240" w:lineRule="auto"/>
         <w:ind w:left="300"/>
       </w:pPr>
       <w:r>
@@ -1479,23 +1306,23 @@
           <w:rFonts w:ascii="Times New Roman" w:hAnsi="Times New Roman" w:cs="Times New Roman"/>
           <w:b/>
           <w:bCs/>
-          <w:sz w:val="20"/>
-          <w:szCs w:val="20"/>
+          <w:sz w:val="22"/>
+          <w:szCs w:val="22"/>
         </w:rPr>
         <w:t xml:space="preserve">3.2.2.</w:t>
       </w:r>
       <w:r>
         <w:rPr>
           <w:rFonts w:ascii="Times New Roman" w:hAnsi="Times New Roman" w:cs="Times New Roman"/>
-          <w:sz w:val="20"/>
-          <w:szCs w:val="20"/>
+          <w:sz w:val="22"/>
+          <w:szCs w:val="22"/>
         </w:rPr>
         <w:t xml:space="preserve"> Поддерживать Оборудование в исправном состоянии.</w:t>
       </w:r>
     </w:p>
     <w:p>
       <w:pPr>
-        <w:spacing w:before="0" w:after="40" w:line="240" w:lineRule="auto"/>
+        <w:spacing w:before="0" w:after="60" w:line="240" w:lineRule="auto"/>
         <w:ind w:left="300"/>
       </w:pPr>
       <w:r>
@@ -1503,16 +1330,16 @@
           <w:rFonts w:ascii="Times New Roman" w:hAnsi="Times New Roman" w:cs="Times New Roman"/>
           <w:b/>
           <w:bCs/>
-          <w:sz w:val="20"/>
-          <w:szCs w:val="20"/>
+          <w:sz w:val="22"/>
+          <w:szCs w:val="22"/>
         </w:rPr>
         <w:t xml:space="preserve">3.2.3.</w:t>
       </w:r>
       <w:r>
         <w:rPr>
           <w:rFonts w:ascii="Times New Roman" w:hAnsi="Times New Roman" w:cs="Times New Roman"/>
-          <w:sz w:val="20"/>
-          <w:szCs w:val="20"/>
+          <w:sz w:val="22"/>
+          <w:szCs w:val="22"/>
         </w:rPr>
         <w:t xml:space="preserve"> Возвратить Оборудование в том же состоянии, в каком оно было передано (с учётом нормального износа), и в </w:t>
       </w:r>
@@ -1521,16 +1348,16 @@
           <w:rFonts w:ascii="Times New Roman" w:hAnsi="Times New Roman" w:cs="Times New Roman"/>
           <w:b/>
           <w:bCs/>
-          <w:sz w:val="20"/>
-          <w:szCs w:val="20"/>
+          <w:sz w:val="22"/>
+          <w:szCs w:val="22"/>
         </w:rPr>
         <w:t xml:space="preserve">чистом виде</w:t>
       </w:r>
       <w:r>
         <w:rPr>
           <w:rFonts w:ascii="Times New Roman" w:hAnsi="Times New Roman" w:cs="Times New Roman"/>
-          <w:sz w:val="20"/>
-          <w:szCs w:val="20"/>
+          <w:sz w:val="22"/>
+          <w:szCs w:val="22"/>
         </w:rPr>
         <w:t xml:space="preserve"> — без песка, грязи, травы, земли и иных явных загрязнений — не позднее срока, указанного в п. 2.1. </w:t>
       </w:r>
@@ -1539,8 +1366,8 @@
           <w:rFonts w:ascii="Times New Roman" w:hAnsi="Times New Roman" w:cs="Times New Roman"/>
           <w:b/>
           <w:bCs/>
-          <w:sz w:val="20"/>
-          <w:szCs w:val="20"/>
+          <w:sz w:val="22"/>
+          <w:szCs w:val="22"/>
         </w:rPr>
         <w:t xml:space="preserve">Штраф за возврат загрязнённого Оборудования — 500 (пятьсот) рублей.</w:t>
       </w:r>
@@ -1549,91 +1376,91 @@
       <w:pPr>
         <w:keepNext/>
         <w:keepLines/>
-        <w:spacing w:before="80" w:after="80" w:line="240" w:lineRule="auto"/>
+        <w:spacing w:before="80" w:after="100" w:line="240" w:lineRule="auto"/>
       </w:pPr>
       <w:r>
         <w:rPr>
           <w:rFonts w:ascii="Arial" w:hAnsi="Arial" w:cs="Arial"/>
           <w:b/>
           <w:bCs/>
-          <w:sz w:val="22"/>
-          <w:szCs w:val="22"/>
+          <w:sz w:val="24"/>
+          <w:szCs w:val="24"/>
         </w:rPr>
         <w:t xml:space="preserve">4. ОТВЕТСТВЕННОСТЬ СТОРОН</w:t>
       </w:r>
     </w:p>
     <w:p>
       <w:pPr>
-        <w:spacing w:before="0" w:after="40" w:line="240" w:lineRule="auto"/>
-      </w:pPr>
-      <w:r>
-        <w:rPr>
-          <w:rFonts w:ascii="Times New Roman" w:hAnsi="Times New Roman" w:cs="Times New Roman"/>
-          <w:b/>
-          <w:bCs/>
-          <w:sz w:val="20"/>
-          <w:szCs w:val="20"/>
+        <w:spacing w:before="0" w:after="60" w:line="240" w:lineRule="auto"/>
+      </w:pPr>
+      <w:r>
+        <w:rPr>
+          <w:rFonts w:ascii="Times New Roman" w:hAnsi="Times New Roman" w:cs="Times New Roman"/>
+          <w:b/>
+          <w:bCs/>
+          <w:sz w:val="22"/>
+          <w:szCs w:val="22"/>
         </w:rPr>
         <w:t xml:space="preserve">4.1.</w:t>
       </w:r>
       <w:r>
         <w:rPr>
           <w:rFonts w:ascii="Times New Roman" w:hAnsi="Times New Roman" w:cs="Times New Roman"/>
-          <w:sz w:val="20"/>
-          <w:szCs w:val="20"/>
+          <w:sz w:val="22"/>
+          <w:szCs w:val="22"/>
         </w:rPr>
         <w:t xml:space="preserve"> Стороны несут ответственность за неисполнение или ненадлежащее исполнение условий Договора.</w:t>
       </w:r>
     </w:p>
     <w:p>
       <w:pPr>
-        <w:spacing w:before="0" w:after="40" w:line="240" w:lineRule="auto"/>
-      </w:pPr>
-      <w:r>
-        <w:rPr>
-          <w:rFonts w:ascii="Times New Roman" w:hAnsi="Times New Roman" w:cs="Times New Roman"/>
-          <w:b/>
-          <w:bCs/>
-          <w:sz w:val="20"/>
-          <w:szCs w:val="20"/>
+        <w:spacing w:before="0" w:after="60" w:line="240" w:lineRule="auto"/>
+      </w:pPr>
+      <w:r>
+        <w:rPr>
+          <w:rFonts w:ascii="Times New Roman" w:hAnsi="Times New Roman" w:cs="Times New Roman"/>
+          <w:b/>
+          <w:bCs/>
+          <w:sz w:val="22"/>
+          <w:szCs w:val="22"/>
         </w:rPr>
         <w:t xml:space="preserve">4.2.</w:t>
       </w:r>
       <w:r>
         <w:rPr>
           <w:rFonts w:ascii="Times New Roman" w:hAnsi="Times New Roman" w:cs="Times New Roman"/>
-          <w:sz w:val="20"/>
-          <w:szCs w:val="20"/>
+          <w:sz w:val="22"/>
+          <w:szCs w:val="22"/>
         </w:rPr>
         <w:t xml:space="preserve"> Арендодатель не отвечает за недостатки Оборудования, оговорённые при заключении Договора, заранее известные Арендатору либо обнаруживаемые при обычном осмотре при выдаче.</w:t>
       </w:r>
     </w:p>
     <w:p>
       <w:pPr>
-        <w:spacing w:before="0" w:after="20" w:line="240" w:lineRule="auto"/>
-      </w:pPr>
-      <w:r>
-        <w:rPr>
-          <w:rFonts w:ascii="Times New Roman" w:hAnsi="Times New Roman" w:cs="Times New Roman"/>
-          <w:b/>
-          <w:bCs/>
-          <w:sz w:val="20"/>
-          <w:szCs w:val="20"/>
+        <w:spacing w:before="0" w:after="60" w:line="240" w:lineRule="auto"/>
+      </w:pPr>
+      <w:r>
+        <w:rPr>
+          <w:rFonts w:ascii="Times New Roman" w:hAnsi="Times New Roman" w:cs="Times New Roman"/>
+          <w:b/>
+          <w:bCs/>
+          <w:sz w:val="22"/>
+          <w:szCs w:val="22"/>
         </w:rPr>
         <w:t xml:space="preserve">4.3.</w:t>
       </w:r>
       <w:r>
         <w:rPr>
           <w:rFonts w:ascii="Times New Roman" w:hAnsi="Times New Roman" w:cs="Times New Roman"/>
-          <w:sz w:val="20"/>
-          <w:szCs w:val="20"/>
-        </w:rPr>
-        <w:t xml:space="preserve"> При повреждении или утрате Оборудования по вине Арендатора (или третьих лиц, за которых он отвечает) Арендатор возмещает Арендодателю стоимость согласно прайсу:</w:t>
-      </w:r>
-    </w:p>
-    <w:p>
-      <w:pPr>
-        <w:spacing w:before="0" w:after="20" w:line="240" w:lineRule="auto"/>
+          <w:sz w:val="22"/>
+          <w:szCs w:val="22"/>
+        </w:rPr>
+        <w:t xml:space="preserve"> При повреждении или утрате Оборудования по вине Арендатора (или третьих лиц, за которых он отвечает) Арендатор возмещает Арендодателю стоимость согласно следующему прайсу.</w:t>
+      </w:r>
+    </w:p>
+    <w:p>
+      <w:pPr>
+        <w:spacing w:before="0" w:after="60" w:line="240" w:lineRule="auto"/>
         <w:ind w:left="300"/>
       </w:pPr>
       <w:r>
@@ -1641,416 +1468,149 @@
           <w:rFonts w:ascii="Times New Roman" w:hAnsi="Times New Roman" w:cs="Times New Roman"/>
           <w:b/>
           <w:bCs/>
-          <w:sz w:val="20"/>
-          <w:szCs w:val="20"/>
-        </w:rPr>
-        <w:t xml:space="preserve">4.3.1. Полная утрата или повреждение без возможности ремонта:</w:t>
-      </w:r>
-    </w:p>
-    <w:tbl>
-      <w:tblPr>
-        <w:tblW w:w="10200" w:type="dxa"/>
-        <w:tblLayout w:type="fixed"/>
-        <w:tblCellMargin>
-          <w:top w:w="20" w:type="dxa"/>
-          <w:left w:w="40" w:type="dxa"/>
-          <w:bottom w:w="20" w:type="dxa"/>
-          <w:right w:w="40" w:type="dxa"/>
-        </w:tblCellMargin>
-      </w:tblPr>
-      <w:tblGrid>
-        <w:gridCol w:w="8000"/>
-        <w:gridCol w:w="2200"/>
-      </w:tblGrid>
-      <w:tr>
-        <w:tc>
-          <w:tcPr>
-            <w:tcW w:w="8000" w:type="dxa"/>
-            <w:tcBorders>
-              <w:top w:val="nil"/>
-              <w:left w:val="nil"/>
-              <w:bottom w:val="nil"/>
-              <w:right w:val="nil"/>
-            </w:tcBorders>
-            <w:vAlign w:val="top"/>
-          </w:tcPr>
-          <w:p>
-            <w:pPr>
-              <w:spacing w:before="0" w:after="0" w:line="240" w:lineRule="auto"/>
-            </w:pPr>
-            <w:r>
-              <w:rPr>
-                <w:rFonts w:ascii="Times New Roman" w:hAnsi="Times New Roman" w:cs="Times New Roman"/>
-                <w:sz w:val="20"/>
-                <w:szCs w:val="20"/>
-              </w:rPr>
-              <w:t xml:space="preserve">а) SUP-board надувной Funwater</w:t>
-            </w:r>
-          </w:p>
-        </w:tc>
-        <w:tc>
-          <w:tcPr>
-            <w:tcW w:w="2200" w:type="dxa"/>
-            <w:tcBorders>
-              <w:top w:val="nil"/>
-              <w:left w:val="nil"/>
-              <w:bottom w:val="nil"/>
-              <w:right w:val="nil"/>
-            </w:tcBorders>
-            <w:vAlign w:val="top"/>
-          </w:tcPr>
-          <w:p>
-            <w:pPr>
-              <w:spacing w:before="0" w:after="0" w:line="240" w:lineRule="auto"/>
-              <w:jc w:val="right"/>
-            </w:pPr>
-            <w:r>
-              <w:rPr>
-                <w:rFonts w:ascii="Times New Roman" w:hAnsi="Times New Roman" w:cs="Times New Roman"/>
-                <w:b/>
-                <w:bCs/>
-                <w:sz w:val="20"/>
-                <w:szCs w:val="20"/>
-              </w:rPr>
-              <w:t xml:space="preserve">20 000 ₽</w:t>
-            </w:r>
-          </w:p>
-        </w:tc>
-      </w:tr>
-      <w:tr>
-        <w:tc>
-          <w:tcPr>
-            <w:tcW w:w="8000" w:type="dxa"/>
-            <w:tcBorders>
-              <w:top w:val="nil"/>
-              <w:left w:val="nil"/>
-              <w:bottom w:val="nil"/>
-              <w:right w:val="nil"/>
-            </w:tcBorders>
-            <w:vAlign w:val="top"/>
-          </w:tcPr>
-          <w:p>
-            <w:pPr>
-              <w:spacing w:before="0" w:after="0" w:line="240" w:lineRule="auto"/>
-            </w:pPr>
-            <w:r>
-              <w:rPr>
-                <w:rFonts w:ascii="Times New Roman" w:hAnsi="Times New Roman" w:cs="Times New Roman"/>
-                <w:sz w:val="20"/>
-                <w:szCs w:val="20"/>
-              </w:rPr>
-              <w:t xml:space="preserve">б) плавник пластиковый</w:t>
-            </w:r>
-          </w:p>
-        </w:tc>
-        <w:tc>
-          <w:tcPr>
-            <w:tcW w:w="2200" w:type="dxa"/>
-            <w:tcBorders>
-              <w:top w:val="nil"/>
-              <w:left w:val="nil"/>
-              <w:bottom w:val="nil"/>
-              <w:right w:val="nil"/>
-            </w:tcBorders>
-            <w:vAlign w:val="top"/>
-          </w:tcPr>
-          <w:p>
-            <w:pPr>
-              <w:spacing w:before="0" w:after="0" w:line="240" w:lineRule="auto"/>
-              <w:jc w:val="right"/>
-            </w:pPr>
-            <w:r>
-              <w:rPr>
-                <w:rFonts w:ascii="Times New Roman" w:hAnsi="Times New Roman" w:cs="Times New Roman"/>
-                <w:b/>
-                <w:bCs/>
-                <w:sz w:val="20"/>
-                <w:szCs w:val="20"/>
-              </w:rPr>
-              <w:t xml:space="preserve">2 000 ₽</w:t>
-            </w:r>
-          </w:p>
-        </w:tc>
-      </w:tr>
-      <w:tr>
-        <w:tc>
-          <w:tcPr>
-            <w:tcW w:w="8000" w:type="dxa"/>
-            <w:tcBorders>
-              <w:top w:val="nil"/>
-              <w:left w:val="nil"/>
-              <w:bottom w:val="nil"/>
-              <w:right w:val="nil"/>
-            </w:tcBorders>
-            <w:vAlign w:val="top"/>
-          </w:tcPr>
-          <w:p>
-            <w:pPr>
-              <w:spacing w:before="0" w:after="0" w:line="240" w:lineRule="auto"/>
-            </w:pPr>
-            <w:r>
-              <w:rPr>
-                <w:rFonts w:ascii="Times New Roman" w:hAnsi="Times New Roman" w:cs="Times New Roman"/>
-                <w:sz w:val="20"/>
-                <w:szCs w:val="20"/>
-              </w:rPr>
-              <w:t xml:space="preserve">в) насос ручной механический (с манометром, клапаном, шлангом)</w:t>
-            </w:r>
-          </w:p>
-        </w:tc>
-        <w:tc>
-          <w:tcPr>
-            <w:tcW w:w="2200" w:type="dxa"/>
-            <w:tcBorders>
-              <w:top w:val="nil"/>
-              <w:left w:val="nil"/>
-              <w:bottom w:val="nil"/>
-              <w:right w:val="nil"/>
-            </w:tcBorders>
-            <w:vAlign w:val="top"/>
-          </w:tcPr>
-          <w:p>
-            <w:pPr>
-              <w:spacing w:before="0" w:after="0" w:line="240" w:lineRule="auto"/>
-              <w:jc w:val="right"/>
-            </w:pPr>
-            <w:r>
-              <w:rPr>
-                <w:rFonts w:ascii="Times New Roman" w:hAnsi="Times New Roman" w:cs="Times New Roman"/>
-                <w:b/>
-                <w:bCs/>
-                <w:sz w:val="20"/>
-                <w:szCs w:val="20"/>
-              </w:rPr>
-              <w:t xml:space="preserve">3 000 ₽</w:t>
-            </w:r>
-          </w:p>
-        </w:tc>
-      </w:tr>
-      <w:tr>
-        <w:tc>
-          <w:tcPr>
-            <w:tcW w:w="8000" w:type="dxa"/>
-            <w:tcBorders>
-              <w:top w:val="nil"/>
-              <w:left w:val="nil"/>
-              <w:bottom w:val="nil"/>
-              <w:right w:val="nil"/>
-            </w:tcBorders>
-            <w:vAlign w:val="top"/>
-          </w:tcPr>
-          <w:p>
-            <w:pPr>
-              <w:spacing w:before="0" w:after="0" w:line="240" w:lineRule="auto"/>
-            </w:pPr>
-            <w:r>
-              <w:rPr>
-                <w:rFonts w:ascii="Times New Roman" w:hAnsi="Times New Roman" w:cs="Times New Roman"/>
-                <w:sz w:val="20"/>
-                <w:szCs w:val="20"/>
-              </w:rPr>
-              <w:t xml:space="preserve">г) весло сборное трёхсекционное</w:t>
-            </w:r>
-          </w:p>
-        </w:tc>
-        <w:tc>
-          <w:tcPr>
-            <w:tcW w:w="2200" w:type="dxa"/>
-            <w:tcBorders>
-              <w:top w:val="nil"/>
-              <w:left w:val="nil"/>
-              <w:bottom w:val="nil"/>
-              <w:right w:val="nil"/>
-            </w:tcBorders>
-            <w:vAlign w:val="top"/>
-          </w:tcPr>
-          <w:p>
-            <w:pPr>
-              <w:spacing w:before="0" w:after="0" w:line="240" w:lineRule="auto"/>
-              <w:jc w:val="right"/>
-            </w:pPr>
-            <w:r>
-              <w:rPr>
-                <w:rFonts w:ascii="Times New Roman" w:hAnsi="Times New Roman" w:cs="Times New Roman"/>
-                <w:b/>
-                <w:bCs/>
-                <w:sz w:val="20"/>
-                <w:szCs w:val="20"/>
-              </w:rPr>
-              <w:t xml:space="preserve">3 500 ₽</w:t>
-            </w:r>
-          </w:p>
-        </w:tc>
-      </w:tr>
-      <w:tr>
-        <w:tc>
-          <w:tcPr>
-            <w:tcW w:w="8000" w:type="dxa"/>
-            <w:tcBorders>
-              <w:top w:val="nil"/>
-              <w:left w:val="nil"/>
-              <w:bottom w:val="nil"/>
-              <w:right w:val="nil"/>
-            </w:tcBorders>
-            <w:vAlign w:val="top"/>
-          </w:tcPr>
-          <w:p>
-            <w:pPr>
-              <w:spacing w:before="0" w:after="0" w:line="240" w:lineRule="auto"/>
-            </w:pPr>
-            <w:r>
-              <w:rPr>
-                <w:rFonts w:ascii="Times New Roman" w:hAnsi="Times New Roman" w:cs="Times New Roman"/>
-                <w:sz w:val="20"/>
-                <w:szCs w:val="20"/>
-              </w:rPr>
-              <w:t xml:space="preserve">д) рюкзак для транспортировки</w:t>
-            </w:r>
-          </w:p>
-        </w:tc>
-        <w:tc>
-          <w:tcPr>
-            <w:tcW w:w="2200" w:type="dxa"/>
-            <w:tcBorders>
-              <w:top w:val="nil"/>
-              <w:left w:val="nil"/>
-              <w:bottom w:val="nil"/>
-              <w:right w:val="nil"/>
-            </w:tcBorders>
-            <w:vAlign w:val="top"/>
-          </w:tcPr>
-          <w:p>
-            <w:pPr>
-              <w:spacing w:before="0" w:after="0" w:line="240" w:lineRule="auto"/>
-              <w:jc w:val="right"/>
-            </w:pPr>
-            <w:r>
-              <w:rPr>
-                <w:rFonts w:ascii="Times New Roman" w:hAnsi="Times New Roman" w:cs="Times New Roman"/>
-                <w:b/>
-                <w:bCs/>
-                <w:sz w:val="20"/>
-                <w:szCs w:val="20"/>
-              </w:rPr>
-              <w:t xml:space="preserve">2 500 ₽</w:t>
-            </w:r>
-          </w:p>
-        </w:tc>
-      </w:tr>
-      <w:tr>
-        <w:tc>
-          <w:tcPr>
-            <w:tcW w:w="8000" w:type="dxa"/>
-            <w:tcBorders>
-              <w:top w:val="nil"/>
-              <w:left w:val="nil"/>
-              <w:bottom w:val="nil"/>
-              <w:right w:val="nil"/>
-            </w:tcBorders>
-            <w:vAlign w:val="top"/>
-          </w:tcPr>
-          <w:p>
-            <w:pPr>
-              <w:spacing w:before="0" w:after="0" w:line="240" w:lineRule="auto"/>
-            </w:pPr>
-            <w:r>
-              <w:rPr>
-                <w:rFonts w:ascii="Times New Roman" w:hAnsi="Times New Roman" w:cs="Times New Roman"/>
-                <w:sz w:val="20"/>
-                <w:szCs w:val="20"/>
-              </w:rPr>
-              <w:t xml:space="preserve">е) насос электрический</w:t>
-            </w:r>
-          </w:p>
-        </w:tc>
-        <w:tc>
-          <w:tcPr>
-            <w:tcW w:w="2200" w:type="dxa"/>
-            <w:tcBorders>
-              <w:top w:val="nil"/>
-              <w:left w:val="nil"/>
-              <w:bottom w:val="nil"/>
-              <w:right w:val="nil"/>
-            </w:tcBorders>
-            <w:vAlign w:val="top"/>
-          </w:tcPr>
-          <w:p>
-            <w:pPr>
-              <w:spacing w:before="0" w:after="0" w:line="240" w:lineRule="auto"/>
-              <w:jc w:val="right"/>
-            </w:pPr>
-            <w:r>
-              <w:rPr>
-                <w:rFonts w:ascii="Times New Roman" w:hAnsi="Times New Roman" w:cs="Times New Roman"/>
-                <w:b/>
-                <w:bCs/>
-                <w:sz w:val="20"/>
-                <w:szCs w:val="20"/>
-              </w:rPr>
-              <w:t xml:space="preserve">3 500 ₽</w:t>
-            </w:r>
-          </w:p>
-        </w:tc>
-      </w:tr>
-      <w:tr>
-        <w:tc>
-          <w:tcPr>
-            <w:tcW w:w="8000" w:type="dxa"/>
-            <w:tcBorders>
-              <w:top w:val="nil"/>
-              <w:left w:val="nil"/>
-              <w:bottom w:val="nil"/>
-              <w:right w:val="nil"/>
-            </w:tcBorders>
-            <w:vAlign w:val="top"/>
-          </w:tcPr>
-          <w:p>
-            <w:pPr>
-              <w:spacing w:before="0" w:after="0" w:line="240" w:lineRule="auto"/>
-            </w:pPr>
-            <w:r>
-              <w:rPr>
-                <w:rFonts w:ascii="Times New Roman" w:hAnsi="Times New Roman" w:cs="Times New Roman"/>
-                <w:sz w:val="20"/>
-                <w:szCs w:val="20"/>
-              </w:rPr>
-              <w:t xml:space="preserve">ж) спасательный жилет</w:t>
-            </w:r>
-          </w:p>
-        </w:tc>
-        <w:tc>
-          <w:tcPr>
-            <w:tcW w:w="2200" w:type="dxa"/>
-            <w:tcBorders>
-              <w:top w:val="nil"/>
-              <w:left w:val="nil"/>
-              <w:bottom w:val="nil"/>
-              <w:right w:val="nil"/>
-            </w:tcBorders>
-            <w:vAlign w:val="top"/>
-          </w:tcPr>
-          <w:p>
-            <w:pPr>
-              <w:spacing w:before="0" w:after="0" w:line="240" w:lineRule="auto"/>
-              <w:jc w:val="right"/>
-            </w:pPr>
-            <w:r>
-              <w:rPr>
-                <w:rFonts w:ascii="Times New Roman" w:hAnsi="Times New Roman" w:cs="Times New Roman"/>
-                <w:b/>
-                <w:bCs/>
-                <w:sz w:val="20"/>
-                <w:szCs w:val="20"/>
-              </w:rPr>
-              <w:t xml:space="preserve">1 500 ₽</w:t>
-            </w:r>
-          </w:p>
-        </w:tc>
-      </w:tr>
-    </w:tbl>
-    <w:p>
-      <w:pPr>
-        <w:spacing w:before="0" w:after="40" w:line="240" w:lineRule="auto"/>
+          <w:sz w:val="22"/>
+          <w:szCs w:val="22"/>
+        </w:rPr>
+        <w:t xml:space="preserve">4.3.1.</w:t>
+      </w:r>
+      <w:r>
+        <w:rPr>
+          <w:rFonts w:ascii="Times New Roman" w:hAnsi="Times New Roman" w:cs="Times New Roman"/>
+          <w:sz w:val="22"/>
+          <w:szCs w:val="22"/>
+        </w:rPr>
+        <w:t xml:space="preserve"> Полная утрата или повреждение без возможности ремонта: </w:t>
+      </w:r>
+      <w:r>
+        <w:rPr>
+          <w:rFonts w:ascii="Times New Roman" w:hAnsi="Times New Roman" w:cs="Times New Roman"/>
+          <w:b/>
+          <w:bCs/>
+          <w:sz w:val="22"/>
+          <w:szCs w:val="22"/>
+        </w:rPr>
+        <w:t xml:space="preserve">SUP-board надувной Funwater — 20 000 ₽</w:t>
+      </w:r>
+      <w:r>
+        <w:rPr>
+          <w:rFonts w:ascii="Times New Roman" w:hAnsi="Times New Roman" w:cs="Times New Roman"/>
+          <w:sz w:val="22"/>
+          <w:szCs w:val="22"/>
+        </w:rPr>
+        <w:t xml:space="preserve">; </w:t>
+      </w:r>
+      <w:r>
+        <w:rPr>
+          <w:rFonts w:ascii="Times New Roman" w:hAnsi="Times New Roman" w:cs="Times New Roman"/>
+          <w:b/>
+          <w:bCs/>
+          <w:sz w:val="22"/>
+          <w:szCs w:val="22"/>
+        </w:rPr>
+        <w:t xml:space="preserve">плавник пластиковый — 2 000 ₽</w:t>
+      </w:r>
+      <w:r>
+        <w:rPr>
+          <w:rFonts w:ascii="Times New Roman" w:hAnsi="Times New Roman" w:cs="Times New Roman"/>
+          <w:sz w:val="22"/>
+          <w:szCs w:val="22"/>
+        </w:rPr>
+        <w:t xml:space="preserve">; </w:t>
+      </w:r>
+      <w:r>
+        <w:rPr>
+          <w:rFonts w:ascii="Times New Roman" w:hAnsi="Times New Roman" w:cs="Times New Roman"/>
+          <w:b/>
+          <w:bCs/>
+          <w:sz w:val="22"/>
+          <w:szCs w:val="22"/>
+        </w:rPr>
+        <w:t xml:space="preserve">насос ручной механический (с манометром, клапаном, шлангом) — 3 000 ₽</w:t>
+      </w:r>
+      <w:r>
+        <w:rPr>
+          <w:rFonts w:ascii="Times New Roman" w:hAnsi="Times New Roman" w:cs="Times New Roman"/>
+          <w:sz w:val="22"/>
+          <w:szCs w:val="22"/>
+        </w:rPr>
+        <w:t xml:space="preserve">; </w:t>
+      </w:r>
+      <w:r>
+        <w:rPr>
+          <w:rFonts w:ascii="Times New Roman" w:hAnsi="Times New Roman" w:cs="Times New Roman"/>
+          <w:b/>
+          <w:bCs/>
+          <w:sz w:val="22"/>
+          <w:szCs w:val="22"/>
+        </w:rPr>
+        <w:t xml:space="preserve">весло сборное трёхсекционное — 3 500 ₽</w:t>
+      </w:r>
+      <w:r>
+        <w:rPr>
+          <w:rFonts w:ascii="Times New Roman" w:hAnsi="Times New Roman" w:cs="Times New Roman"/>
+          <w:sz w:val="22"/>
+          <w:szCs w:val="22"/>
+        </w:rPr>
+        <w:t xml:space="preserve">; </w:t>
+      </w:r>
+      <w:r>
+        <w:rPr>
+          <w:rFonts w:ascii="Times New Roman" w:hAnsi="Times New Roman" w:cs="Times New Roman"/>
+          <w:b/>
+          <w:bCs/>
+          <w:sz w:val="22"/>
+          <w:szCs w:val="22"/>
+        </w:rPr>
+        <w:t xml:space="preserve">рюкзак для транспортировки — 2 500 ₽</w:t>
+      </w:r>
+      <w:r>
+        <w:rPr>
+          <w:rFonts w:ascii="Times New Roman" w:hAnsi="Times New Roman" w:cs="Times New Roman"/>
+          <w:sz w:val="22"/>
+          <w:szCs w:val="22"/>
+        </w:rPr>
+        <w:t xml:space="preserve">; </w:t>
+      </w:r>
+      <w:r>
+        <w:rPr>
+          <w:rFonts w:ascii="Times New Roman" w:hAnsi="Times New Roman" w:cs="Times New Roman"/>
+          <w:b/>
+          <w:bCs/>
+          <w:sz w:val="22"/>
+          <w:szCs w:val="22"/>
+        </w:rPr>
+        <w:t xml:space="preserve">насос электрический — 3 500 ₽</w:t>
+      </w:r>
+      <w:r>
+        <w:rPr>
+          <w:rFonts w:ascii="Times New Roman" w:hAnsi="Times New Roman" w:cs="Times New Roman"/>
+          <w:sz w:val="22"/>
+          <w:szCs w:val="22"/>
+        </w:rPr>
+        <w:t xml:space="preserve">; </w:t>
+      </w:r>
+      <w:r>
+        <w:rPr>
+          <w:rFonts w:ascii="Times New Roman" w:hAnsi="Times New Roman" w:cs="Times New Roman"/>
+          <w:b/>
+          <w:bCs/>
+          <w:sz w:val="22"/>
+          <w:szCs w:val="22"/>
+        </w:rPr>
+        <w:t xml:space="preserve">спасательный жилет — 1 500 ₽</w:t>
+      </w:r>
+      <w:r>
+        <w:rPr>
+          <w:rFonts w:ascii="Times New Roman" w:hAnsi="Times New Roman" w:cs="Times New Roman"/>
+          <w:sz w:val="22"/>
+          <w:szCs w:val="22"/>
+        </w:rPr>
+        <w:t xml:space="preserve">.</w:t>
+      </w:r>
+    </w:p>
+    <w:p>
+      <w:pPr>
+        <w:spacing w:before="0" w:after="60" w:line="240" w:lineRule="auto"/>
         <w:ind w:left="300"/>
       </w:pPr>
       <w:r>
@@ -2058,16 +1618,16 @@
           <w:rFonts w:ascii="Times New Roman" w:hAnsi="Times New Roman" w:cs="Times New Roman"/>
           <w:b/>
           <w:bCs/>
-          <w:sz w:val="20"/>
-          <w:szCs w:val="20"/>
+          <w:sz w:val="22"/>
+          <w:szCs w:val="22"/>
         </w:rPr>
         <w:t xml:space="preserve">4.3.2.</w:t>
       </w:r>
       <w:r>
         <w:rPr>
           <w:rFonts w:ascii="Times New Roman" w:hAnsi="Times New Roman" w:cs="Times New Roman"/>
-          <w:sz w:val="20"/>
-          <w:szCs w:val="20"/>
+          <w:sz w:val="22"/>
+          <w:szCs w:val="22"/>
         </w:rPr>
         <w:t xml:space="preserve"> Повреждение или утрата с возможностью ремонта/замены: стоимость ремонта/замены части плюс </w:t>
       </w:r>
@@ -2076,39 +1636,39 @@
           <w:rFonts w:ascii="Times New Roman" w:hAnsi="Times New Roman" w:cs="Times New Roman"/>
           <w:b/>
           <w:bCs/>
-          <w:sz w:val="20"/>
-          <w:szCs w:val="20"/>
+          <w:sz w:val="22"/>
+          <w:szCs w:val="22"/>
         </w:rPr>
         <w:t xml:space="preserve">2 500 (две тысячи пятьсот) рублей</w:t>
       </w:r>
       <w:r>
         <w:rPr>
           <w:rFonts w:ascii="Times New Roman" w:hAnsi="Times New Roman" w:cs="Times New Roman"/>
-          <w:sz w:val="20"/>
-          <w:szCs w:val="20"/>
+          <w:sz w:val="22"/>
+          <w:szCs w:val="22"/>
         </w:rPr>
         <w:t xml:space="preserve"> независимо от сложности восстановления.</w:t>
       </w:r>
     </w:p>
     <w:p>
       <w:pPr>
-        <w:spacing w:before="0" w:after="40" w:line="240" w:lineRule="auto"/>
-      </w:pPr>
-      <w:r>
-        <w:rPr>
-          <w:rFonts w:ascii="Times New Roman" w:hAnsi="Times New Roman" w:cs="Times New Roman"/>
-          <w:b/>
-          <w:bCs/>
-          <w:sz w:val="20"/>
-          <w:szCs w:val="20"/>
+        <w:spacing w:before="0" w:after="60" w:line="240" w:lineRule="auto"/>
+      </w:pPr>
+      <w:r>
+        <w:rPr>
+          <w:rFonts w:ascii="Times New Roman" w:hAnsi="Times New Roman" w:cs="Times New Roman"/>
+          <w:b/>
+          <w:bCs/>
+          <w:sz w:val="22"/>
+          <w:szCs w:val="22"/>
         </w:rPr>
         <w:t xml:space="preserve">4.4.</w:t>
       </w:r>
       <w:r>
         <w:rPr>
           <w:rFonts w:ascii="Times New Roman" w:hAnsi="Times New Roman" w:cs="Times New Roman"/>
-          <w:sz w:val="20"/>
-          <w:szCs w:val="20"/>
+          <w:sz w:val="22"/>
+          <w:szCs w:val="22"/>
         </w:rPr>
         <w:t xml:space="preserve"> Арендатор не отвечает за невозможность Арендодателя принять Оборудование в обозначенный срок.</w:t>
       </w:r>
@@ -2117,38 +1677,38 @@
       <w:pPr>
         <w:keepNext/>
         <w:keepLines/>
-        <w:spacing w:before="80" w:after="80" w:line="240" w:lineRule="auto"/>
+        <w:spacing w:before="80" w:after="100" w:line="240" w:lineRule="auto"/>
       </w:pPr>
       <w:r>
         <w:rPr>
           <w:rFonts w:ascii="Arial" w:hAnsi="Arial" w:cs="Arial"/>
           <w:b/>
           <w:bCs/>
-          <w:sz w:val="22"/>
-          <w:szCs w:val="22"/>
+          <w:sz w:val="24"/>
+          <w:szCs w:val="24"/>
         </w:rPr>
         <w:t xml:space="preserve">5. ПОРЯДОК РАЗРЕШЕНИЯ СПОРОВ</w:t>
       </w:r>
     </w:p>
     <w:p>
       <w:pPr>
-        <w:spacing w:before="0" w:after="40" w:line="240" w:lineRule="auto"/>
-      </w:pPr>
-      <w:r>
-        <w:rPr>
-          <w:rFonts w:ascii="Times New Roman" w:hAnsi="Times New Roman" w:cs="Times New Roman"/>
-          <w:b/>
-          <w:bCs/>
-          <w:sz w:val="20"/>
-          <w:szCs w:val="20"/>
+        <w:spacing w:before="0" w:after="60" w:line="240" w:lineRule="auto"/>
+      </w:pPr>
+      <w:r>
+        <w:rPr>
+          <w:rFonts w:ascii="Times New Roman" w:hAnsi="Times New Roman" w:cs="Times New Roman"/>
+          <w:b/>
+          <w:bCs/>
+          <w:sz w:val="22"/>
+          <w:szCs w:val="22"/>
         </w:rPr>
         <w:t xml:space="preserve">5.1.</w:t>
       </w:r>
       <w:r>
         <w:rPr>
           <w:rFonts w:ascii="Times New Roman" w:hAnsi="Times New Roman" w:cs="Times New Roman"/>
-          <w:sz w:val="20"/>
-          <w:szCs w:val="20"/>
+          <w:sz w:val="22"/>
+          <w:szCs w:val="22"/>
         </w:rPr>
         <w:t xml:space="preserve"> Все споры разрешаются переговорами. При невозможности — в суде по месту нахождения Арендодателя в порядке, установленном законодательством РФ.</w:t>
       </w:r>
@@ -2157,84 +1717,84 @@
       <w:pPr>
         <w:keepNext/>
         <w:keepLines/>
-        <w:spacing w:before="80" w:after="80" w:line="240" w:lineRule="auto"/>
+        <w:spacing w:before="80" w:after="100" w:line="240" w:lineRule="auto"/>
       </w:pPr>
       <w:r>
         <w:rPr>
           <w:rFonts w:ascii="Arial" w:hAnsi="Arial" w:cs="Arial"/>
           <w:b/>
           <w:bCs/>
-          <w:sz w:val="22"/>
-          <w:szCs w:val="22"/>
+          <w:sz w:val="24"/>
+          <w:szCs w:val="24"/>
         </w:rPr>
         <w:t xml:space="preserve">6. ЗАКЛЮЧИТЕЛЬНЫЕ ПОЛОЖЕНИЯ</w:t>
       </w:r>
     </w:p>
     <w:p>
       <w:pPr>
-        <w:spacing w:before="0" w:after="40" w:line="240" w:lineRule="auto"/>
-      </w:pPr>
-      <w:r>
-        <w:rPr>
-          <w:rFonts w:ascii="Times New Roman" w:hAnsi="Times New Roman" w:cs="Times New Roman"/>
-          <w:b/>
-          <w:bCs/>
-          <w:sz w:val="20"/>
-          <w:szCs w:val="20"/>
+        <w:spacing w:before="0" w:after="60" w:line="240" w:lineRule="auto"/>
+      </w:pPr>
+      <w:r>
+        <w:rPr>
+          <w:rFonts w:ascii="Times New Roman" w:hAnsi="Times New Roman" w:cs="Times New Roman"/>
+          <w:b/>
+          <w:bCs/>
+          <w:sz w:val="22"/>
+          <w:szCs w:val="22"/>
         </w:rPr>
         <w:t xml:space="preserve">6.1.</w:t>
       </w:r>
       <w:r>
         <w:rPr>
           <w:rFonts w:ascii="Times New Roman" w:hAnsi="Times New Roman" w:cs="Times New Roman"/>
-          <w:sz w:val="20"/>
-          <w:szCs w:val="20"/>
+          <w:sz w:val="22"/>
+          <w:szCs w:val="22"/>
         </w:rPr>
         <w:t xml:space="preserve"> Договор вступает в силу с момента подписания Сторонами. Окончание срока действия Договора не освобождает Стороны от обязательств, возникших до его окончания.</w:t>
       </w:r>
     </w:p>
     <w:p>
       <w:pPr>
-        <w:spacing w:before="0" w:after="40" w:line="240" w:lineRule="auto"/>
-      </w:pPr>
-      <w:r>
-        <w:rPr>
-          <w:rFonts w:ascii="Times New Roman" w:hAnsi="Times New Roman" w:cs="Times New Roman"/>
-          <w:b/>
-          <w:bCs/>
-          <w:sz w:val="20"/>
-          <w:szCs w:val="20"/>
+        <w:spacing w:before="0" w:after="60" w:line="240" w:lineRule="auto"/>
+      </w:pPr>
+      <w:r>
+        <w:rPr>
+          <w:rFonts w:ascii="Times New Roman" w:hAnsi="Times New Roman" w:cs="Times New Roman"/>
+          <w:b/>
+          <w:bCs/>
+          <w:sz w:val="22"/>
+          <w:szCs w:val="22"/>
         </w:rPr>
         <w:t xml:space="preserve">6.2.</w:t>
       </w:r>
       <w:r>
         <w:rPr>
           <w:rFonts w:ascii="Times New Roman" w:hAnsi="Times New Roman" w:cs="Times New Roman"/>
-          <w:sz w:val="20"/>
-          <w:szCs w:val="20"/>
+          <w:sz w:val="22"/>
+          <w:szCs w:val="22"/>
         </w:rPr>
         <w:t xml:space="preserve"> Изменения и дополнения оформляются письменно и подписываются обеими Сторонами; равноценны изменения, зафиксированные в электронной переписке Сторон.</w:t>
       </w:r>
     </w:p>
     <w:p>
       <w:pPr>
-        <w:spacing w:before="0" w:after="40" w:line="240" w:lineRule="auto"/>
-      </w:pPr>
-      <w:r>
-        <w:rPr>
-          <w:rFonts w:ascii="Times New Roman" w:hAnsi="Times New Roman" w:cs="Times New Roman"/>
-          <w:b/>
-          <w:bCs/>
-          <w:sz w:val="20"/>
-          <w:szCs w:val="20"/>
+        <w:spacing w:before="0" w:after="60" w:line="240" w:lineRule="auto"/>
+      </w:pPr>
+      <w:r>
+        <w:rPr>
+          <w:rFonts w:ascii="Times New Roman" w:hAnsi="Times New Roman" w:cs="Times New Roman"/>
+          <w:b/>
+          <w:bCs/>
+          <w:sz w:val="22"/>
+          <w:szCs w:val="22"/>
         </w:rPr>
         <w:t xml:space="preserve">6.3.</w:t>
       </w:r>
       <w:r>
         <w:rPr>
           <w:rFonts w:ascii="Times New Roman" w:hAnsi="Times New Roman" w:cs="Times New Roman"/>
-          <w:sz w:val="20"/>
-          <w:szCs w:val="20"/>
+          <w:sz w:val="22"/>
+          <w:szCs w:val="22"/>
         </w:rPr>
         <w:t xml:space="preserve"> Договор составляется в одном экземпляре, который остаётся у Арендодателя; по требованию Арендатора оформляется второй экземпляр, либо предоставляется фотокопия. Во всём остальном Стороны руководствуются законодательством РФ.</w:t>
       </w:r>
@@ -2243,22 +1803,22 @@
       <w:pPr>
         <w:keepNext/>
         <w:keepLines/>
-        <w:spacing w:before="80" w:after="80" w:line="240" w:lineRule="auto"/>
+        <w:spacing w:before="80" w:after="100" w:line="240" w:lineRule="auto"/>
       </w:pPr>
       <w:r>
         <w:rPr>
           <w:rFonts w:ascii="Arial" w:hAnsi="Arial" w:cs="Arial"/>
           <w:b/>
           <w:bCs/>
-          <w:sz w:val="22"/>
-          <w:szCs w:val="22"/>
+          <w:sz w:val="24"/>
+          <w:szCs w:val="24"/>
         </w:rPr>
         <w:t xml:space="preserve">7. ПОДПИСИ СТОРОН (АКТ ПРИЁМА-ПЕРЕДАЧИ)</w:t>
       </w:r>
     </w:p>
     <w:p>
       <w:pPr>
-        <w:spacing w:before="0" w:after="40" w:line="240" w:lineRule="auto"/>
+        <w:spacing w:before="0" w:after="60" w:line="240" w:lineRule="auto"/>
       </w:pPr>
       <w:r>
         <w:rPr>
@@ -2266,8 +1826,8 @@
           <w:i/>
           <w:iCs/>
           <w:color w:val="595959"/>
-          <w:sz w:val="18"/>
-          <w:szCs w:val="18"/>
+          <w:sz w:val="20"/>
+          <w:szCs w:val="20"/>
         </w:rPr>
         <w:t xml:space="preserve">Реквизиты Сторон указаны в шапке настоящего Договора и не повторяются. 7.1 — выдача, 7.2 — возврат.</w:t>
       </w:r>
@@ -2283,8 +1843,8 @@
           <w:rFonts w:ascii="Times New Roman" w:hAnsi="Times New Roman" w:cs="Times New Roman"/>
           <w:b/>
           <w:bCs/>
-          <w:sz w:val="20"/>
-          <w:szCs w:val="20"/>
+          <w:sz w:val="22"/>
+          <w:szCs w:val="22"/>
         </w:rPr>
         <w:t xml:space="preserve">7.1. Выдача Оборудования (начало срока аренды):</w:t>
       </w:r>
@@ -2324,8 +1884,8 @@
             <w:r>
               <w:rPr>
                 <w:rFonts w:ascii="Times New Roman" w:hAnsi="Times New Roman" w:cs="Times New Roman"/>
-                <w:sz w:val="20"/>
-                <w:szCs w:val="20"/>
+                <w:sz w:val="22"/>
+                <w:szCs w:val="22"/>
               </w:rPr>
               <w:t xml:space="preserve">Арендодатель сдал Оборудование:</w:t>
             </w:r>
@@ -2350,8 +1910,8 @@
               <w:rPr>
                 <w:rFonts w:ascii="Times New Roman" w:hAnsi="Times New Roman" w:cs="Times New Roman"/>
                 <w:u w:val="single"/>
-                <w:sz w:val="20"/>
-                <w:szCs w:val="20"/>
+                <w:sz w:val="22"/>
+                <w:szCs w:val="22"/>
               </w:rPr>
               <w:t xml:space="preserve">                            </w:t>
             </w:r>
@@ -2375,8 +1935,8 @@
             <w:r>
               <w:rPr>
                 <w:rFonts w:ascii="Times New Roman" w:hAnsi="Times New Roman" w:cs="Times New Roman"/>
-                <w:sz w:val="20"/>
-                <w:szCs w:val="20"/>
+                <w:sz w:val="22"/>
+                <w:szCs w:val="22"/>
               </w:rPr>
               <w:t xml:space="preserve">/ </w:t>
             </w:r>
@@ -2385,16 +1945,16 @@
                 <w:rFonts w:ascii="Times New Roman" w:hAnsi="Times New Roman" w:cs="Times New Roman"/>
                 <w:b/>
                 <w:bCs/>
-                <w:sz w:val="20"/>
-                <w:szCs w:val="20"/>
+                <w:sz w:val="22"/>
+                <w:szCs w:val="22"/>
               </w:rPr>
               <w:t xml:space="preserve">Воробьев П.А.</w:t>
             </w:r>
             <w:r>
               <w:rPr>
                 <w:rFonts w:ascii="Times New Roman" w:hAnsi="Times New Roman" w:cs="Times New Roman"/>
-                <w:sz w:val="20"/>
-                <w:szCs w:val="20"/>
+                <w:sz w:val="22"/>
+                <w:szCs w:val="22"/>
               </w:rPr>
               <w:t xml:space="preserve"> /</w:t>
             </w:r>
@@ -2420,8 +1980,8 @@
             <w:r>
               <w:rPr>
                 <w:rFonts w:ascii="Times New Roman" w:hAnsi="Times New Roman" w:cs="Times New Roman"/>
-                <w:sz w:val="20"/>
-                <w:szCs w:val="20"/>
+                <w:sz w:val="22"/>
+                <w:szCs w:val="22"/>
               </w:rPr>
               <w:t xml:space="preserve">Арендатор принял Оборудование:</w:t>
             </w:r>
@@ -2446,8 +2006,8 @@
               <w:rPr>
                 <w:rFonts w:ascii="Times New Roman" w:hAnsi="Times New Roman" w:cs="Times New Roman"/>
                 <w:u w:val="single"/>
-                <w:sz w:val="20"/>
-                <w:szCs w:val="20"/>
+                <w:sz w:val="22"/>
+                <w:szCs w:val="22"/>
               </w:rPr>
               <w:t xml:space="preserve">                            </w:t>
             </w:r>
@@ -2471,8 +2031,8 @@
             <w:r>
               <w:rPr>
                 <w:rFonts w:ascii="Times New Roman" w:hAnsi="Times New Roman" w:cs="Times New Roman"/>
-                <w:sz w:val="20"/>
-                <w:szCs w:val="20"/>
+                <w:sz w:val="22"/>
+                <w:szCs w:val="22"/>
               </w:rPr>
               <w:t xml:space="preserve">/ </w:t>
             </w:r>
@@ -2480,16 +2040,16 @@
               <w:rPr>
                 <w:rFonts w:ascii="Times New Roman" w:hAnsi="Times New Roman" w:cs="Times New Roman"/>
                 <w:u w:val="single"/>
-                <w:sz w:val="20"/>
-                <w:szCs w:val="20"/>
+                <w:sz w:val="22"/>
+                <w:szCs w:val="22"/>
               </w:rPr>
               <w:t xml:space="preserve">                    </w:t>
             </w:r>
             <w:r>
               <w:rPr>
                 <w:rFonts w:ascii="Times New Roman" w:hAnsi="Times New Roman" w:cs="Times New Roman"/>
-                <w:sz w:val="20"/>
-                <w:szCs w:val="20"/>
+                <w:sz w:val="22"/>
+                <w:szCs w:val="22"/>
               </w:rPr>
               <w:t xml:space="preserve"> /</w:t>
             </w:r>
@@ -2517,8 +2077,8 @@
                 <w:rFonts w:ascii="Times New Roman" w:hAnsi="Times New Roman" w:cs="Times New Roman"/>
                 <w:b/>
                 <w:bCs/>
-                <w:sz w:val="20"/>
-                <w:szCs w:val="20"/>
+                <w:sz w:val="22"/>
+                <w:szCs w:val="22"/>
               </w:rPr>
               <w:t xml:space="preserve">7.2. Возврат Оборудования (окончание срока):</w:t>
             </w:r>
@@ -2544,8 +2104,8 @@
             <w:r>
               <w:rPr>
                 <w:rFonts w:ascii="Times New Roman" w:hAnsi="Times New Roman" w:cs="Times New Roman"/>
-                <w:sz w:val="20"/>
-                <w:szCs w:val="20"/>
+                <w:sz w:val="22"/>
+                <w:szCs w:val="22"/>
               </w:rPr>
               <w:t xml:space="preserve">Арендатор сдал Оборудование:</w:t>
             </w:r>
@@ -2570,8 +2130,8 @@
               <w:rPr>
                 <w:rFonts w:ascii="Times New Roman" w:hAnsi="Times New Roman" w:cs="Times New Roman"/>
                 <w:u w:val="single"/>
-                <w:sz w:val="20"/>
-                <w:szCs w:val="20"/>
+                <w:sz w:val="22"/>
+                <w:szCs w:val="22"/>
               </w:rPr>
               <w:t xml:space="preserve">                            </w:t>
             </w:r>
@@ -2595,8 +2155,8 @@
             <w:r>
               <w:rPr>
                 <w:rFonts w:ascii="Times New Roman" w:hAnsi="Times New Roman" w:cs="Times New Roman"/>
-                <w:sz w:val="20"/>
-                <w:szCs w:val="20"/>
+                <w:sz w:val="22"/>
+                <w:szCs w:val="22"/>
               </w:rPr>
               <w:t xml:space="preserve">/ </w:t>
             </w:r>
@@ -2604,16 +2164,16 @@
               <w:rPr>
                 <w:rFonts w:ascii="Times New Roman" w:hAnsi="Times New Roman" w:cs="Times New Roman"/>
                 <w:u w:val="single"/>
-                <w:sz w:val="20"/>
-                <w:szCs w:val="20"/>
+                <w:sz w:val="22"/>
+                <w:szCs w:val="22"/>
               </w:rPr>
               <w:t xml:space="preserve">                    </w:t>
             </w:r>
             <w:r>
               <w:rPr>
                 <w:rFonts w:ascii="Times New Roman" w:hAnsi="Times New Roman" w:cs="Times New Roman"/>
-                <w:sz w:val="20"/>
-                <w:szCs w:val="20"/>
+                <w:sz w:val="22"/>
+                <w:szCs w:val="22"/>
               </w:rPr>
               <w:t xml:space="preserve"> /</w:t>
             </w:r>
@@ -2639,8 +2199,8 @@
             <w:r>
               <w:rPr>
                 <w:rFonts w:ascii="Times New Roman" w:hAnsi="Times New Roman" w:cs="Times New Roman"/>
-                <w:sz w:val="20"/>
-                <w:szCs w:val="20"/>
+                <w:sz w:val="22"/>
+                <w:szCs w:val="22"/>
               </w:rPr>
               <w:t xml:space="preserve">Арендодатель принял Оборудование:</w:t>
             </w:r>
@@ -2665,8 +2225,8 @@
               <w:rPr>
                 <w:rFonts w:ascii="Times New Roman" w:hAnsi="Times New Roman" w:cs="Times New Roman"/>
                 <w:u w:val="single"/>
-                <w:sz w:val="20"/>
-                <w:szCs w:val="20"/>
+                <w:sz w:val="22"/>
+                <w:szCs w:val="22"/>
               </w:rPr>
               <w:t xml:space="preserve">                            </w:t>
             </w:r>
@@ -2690,8 +2250,8 @@
             <w:r>
               <w:rPr>
                 <w:rFonts w:ascii="Times New Roman" w:hAnsi="Times New Roman" w:cs="Times New Roman"/>
-                <w:sz w:val="20"/>
-                <w:szCs w:val="20"/>
+                <w:sz w:val="22"/>
+                <w:szCs w:val="22"/>
               </w:rPr>
               <w:t xml:space="preserve">/ </w:t>
             </w:r>
@@ -2700,16 +2260,16 @@
                 <w:rFonts w:ascii="Times New Roman" w:hAnsi="Times New Roman" w:cs="Times New Roman"/>
                 <w:b/>
                 <w:bCs/>
-                <w:sz w:val="20"/>
-                <w:szCs w:val="20"/>
+                <w:sz w:val="22"/>
+                <w:szCs w:val="22"/>
               </w:rPr>
               <w:t xml:space="preserve">Воробьев П.А.</w:t>
             </w:r>
             <w:r>
               <w:rPr>
                 <w:rFonts w:ascii="Times New Roman" w:hAnsi="Times New Roman" w:cs="Times New Roman"/>
-                <w:sz w:val="20"/>
-                <w:szCs w:val="20"/>
+                <w:sz w:val="22"/>
+                <w:szCs w:val="22"/>
               </w:rPr>
               <w:t xml:space="preserve"> /</w:t>
             </w:r>
@@ -2731,14 +2291,14 @@
     <w:rPrDefault>
       <w:rPr>
         <w:rFonts w:ascii="Times New Roman" w:hAnsi="Times New Roman" w:cs="Times New Roman"/>
-        <w:sz w:val="20"/>
-        <w:szCs w:val="20"/>
+        <w:sz w:val="22"/>
+        <w:szCs w:val="22"/>
         <w:lang w:val="ru-RU" w:eastAsia="ru-RU" w:bidi="ar-SA"/>
       </w:rPr>
     </w:rPrDefault>
     <w:pPrDefault>
       <w:pPr>
-        <w:spacing w:before="0" w:after="40" w:line="240" w:lineRule="auto"/>
+        <w:spacing w:before="0" w:after="60" w:line="240" w:lineRule="auto"/>
         <w:jc w:val="both"/>
       </w:pPr>
     </w:pPrDefault>
